--- a/_includes/projects/past/motor/output/motor.docx
+++ b/_includes/projects/past/motor/output/motor.docx
@@ -62,6 +62,14 @@
     </w:p>
     <w:p>
       <w:pPr>
+        <w:pStyle w:val="FirstParagraph"/>
+      </w:pPr>
+      <w:r>
+        <w:t xml:space="preserve"> </w:t>
+      </w:r>
+    </w:p>
+    <w:p>
+      <w:pPr>
         <w:pStyle w:val="Heading3"/>
       </w:pPr>
       <w:bookmarkStart w:id="20" w:name="introduction"/>
@@ -129,6 +137,14 @@
       </w:r>
       <w:r>
         <w:t xml:space="preserve">will be the norm of the robotics in future.</w:t>
+      </w:r>
+    </w:p>
+    <w:p>
+      <w:pPr>
+        <w:pStyle w:val="BodyText"/>
+      </w:pPr>
+      <w:r>
+        <w:t xml:space="preserve"> </w:t>
       </w:r>
     </w:p>
     <w:p>
@@ -184,7 +200,7 @@
               <a:graphicData uri="http://schemas.openxmlformats.org/drawingml/2006/picture">
                 <pic:pic>
                   <pic:nvPicPr>
-                    <pic:cNvPr descr="https://ajaygunalan.github.io/projects/asset/motor/stator_rotor.png" id="0" name="Picture"/>
+                    <pic:cNvPr descr="https://ajaygunalan.github.io/projects/asset/past/motor/stator_rotor.png" id="0" name="Picture"/>
                     <pic:cNvPicPr>
                       <a:picLocks noChangeArrowheads="1" noChangeAspect="1"/>
                     </pic:cNvPicPr>
@@ -376,7 +392,7 @@
               <a:graphicData uri="http://schemas.openxmlformats.org/drawingml/2006/picture">
                 <pic:pic>
                   <pic:nvPicPr>
-                    <pic:cNvPr descr="https://ajaygunalan.github.io/projects/asset/motor/r_gap.png" id="0" name="Picture"/>
+                    <pic:cNvPr descr="https://ajaygunalan.github.io/projects/asset/past/motor/r_gap.png" id="0" name="Picture"/>
                     <pic:cNvPicPr>
                       <a:picLocks noChangeArrowheads="1" noChangeAspect="1"/>
                     </pic:cNvPicPr>
@@ -489,7 +505,7 @@
               <a:graphicData uri="http://schemas.openxmlformats.org/drawingml/2006/picture">
                 <pic:pic>
                   <pic:nvPicPr>
-                    <pic:cNvPr descr="https://ajaygunalan.github.io/projects/asset/motor/tooth_slot.png" id="0" name="Picture"/>
+                    <pic:cNvPr descr="https://ajaygunalan.github.io/projects/asset/past/motor/tooth_slot.png" id="0" name="Picture"/>
                     <pic:cNvPicPr>
                       <a:picLocks noChangeArrowheads="1" noChangeAspect="1"/>
                     </pic:cNvPicPr>
@@ -1084,69 +1100,70 @@
       <w:r>
         <w:t xml:space="preserve">Poles we have,</w:t>
       </w:r>
-    </w:p>
-    <w:p>
-      <w:pPr>
-        <w:pStyle w:val="BodyText"/>
-      </w:pPr>
-      <m:oMathPara>
-        <m:oMathParaPr>
-          <m:jc m:val="center"/>
-        </m:oMathParaPr>
-        <m:oMath>
-          <m:sSub>
-            <m:e>
-              <m:r>
-                <m:t>θ</m:t>
-              </m:r>
-            </m:e>
-            <m:sub>
-              <m:r>
-                <m:t>e</m:t>
-              </m:r>
-            </m:sub>
-          </m:sSub>
-          <m:r>
-            <m:t>=</m:t>
-          </m:r>
-          <m:f>
-            <m:fPr>
-              <m:type m:val="bar"/>
-            </m:fPr>
-            <m:num>
-              <m:sSub>
-                <m:e>
-                  <m:r>
-                    <m:t>N</m:t>
-                  </m:r>
-                </m:e>
-                <m:sub>
-                  <m:r>
-                    <m:t>m</m:t>
-                  </m:r>
-                </m:sub>
-              </m:sSub>
-            </m:num>
-            <m:den>
-              <m:r>
-                <m:t>2</m:t>
-              </m:r>
-            </m:den>
-          </m:f>
-          <m:sSub>
-            <m:e>
-              <m:r>
-                <m:t>θ</m:t>
-              </m:r>
-            </m:e>
-            <m:sub>
-              <m:r>
-                <m:t>m</m:t>
-              </m:r>
-            </m:sub>
-          </m:sSub>
-        </m:oMath>
-      </m:oMathPara>
+      <w:r>
+        <w:t xml:space="preserve"> </w:t>
+      </w:r>
+      <m:oMath>
+        <m:sSub>
+          <m:e>
+            <m:r>
+              <m:t>θ</m:t>
+            </m:r>
+          </m:e>
+          <m:sub>
+            <m:r>
+              <m:t>e</m:t>
+            </m:r>
+          </m:sub>
+        </m:sSub>
+        <m:r>
+          <m:t>=</m:t>
+        </m:r>
+        <m:f>
+          <m:fPr>
+            <m:type m:val="bar"/>
+          </m:fPr>
+          <m:num>
+            <m:sSub>
+              <m:e>
+                <m:r>
+                  <m:t>N</m:t>
+                </m:r>
+              </m:e>
+              <m:sub>
+                <m:r>
+                  <m:t>m</m:t>
+                </m:r>
+              </m:sub>
+            </m:sSub>
+          </m:num>
+          <m:den>
+            <m:r>
+              <m:t>2</m:t>
+            </m:r>
+          </m:den>
+        </m:f>
+        <m:sSub>
+          <m:e>
+            <m:r>
+              <m:t>θ</m:t>
+            </m:r>
+          </m:e>
+          <m:sub>
+            <m:r>
+              <m:t>m</m:t>
+            </m:r>
+          </m:sub>
+        </m:sSub>
+      </m:oMath>
+    </w:p>
+    <w:p>
+      <w:pPr>
+        <w:pStyle w:val="FirstParagraph"/>
+      </w:pPr>
+      <w:r>
+        <w:t xml:space="preserve"> </w:t>
+      </w:r>
     </w:p>
     <w:p>
       <w:pPr>
@@ -1233,7 +1250,7 @@
               <a:graphicData uri="http://schemas.openxmlformats.org/drawingml/2006/picture">
                 <pic:pic>
                   <pic:nvPicPr>
-                    <pic:cNvPr descr="https://ajaygunalan.github.io/projects/asset/motor/basic_model.png" id="0" name="Picture"/>
+                    <pic:cNvPr descr="https://ajaygunalan.github.io/projects/asset/past/motor/basic_model.png" id="0" name="Picture"/>
                     <pic:cNvPicPr>
                       <a:picLocks noChangeArrowheads="1" noChangeAspect="1"/>
                     </pic:cNvPicPr>
@@ -1310,7 +1327,7 @@
               <a:graphicData uri="http://schemas.openxmlformats.org/drawingml/2006/picture">
                 <pic:pic>
                   <pic:nvPicPr>
-                    <pic:cNvPr descr="https://ajaygunalan.github.io/projects/asset/motor/advanced_model.png" id="0" name="Picture"/>
+                    <pic:cNvPr descr="https://ajaygunalan.github.io/projects/asset/past/motor/advanced_model.png" id="0" name="Picture"/>
                     <pic:cNvPicPr>
                       <a:picLocks noChangeArrowheads="1" noChangeAspect="1"/>
                     </pic:cNvPicPr>
@@ -1717,7 +1734,7 @@
               <a:graphicData uri="http://schemas.openxmlformats.org/drawingml/2006/picture">
                 <pic:pic>
                   <pic:nvPicPr>
-                    <pic:cNvPr descr="https://ajaygunalan.github.io/projects/asset/motor/v_is_not_zero.png" id="0" name="Picture"/>
+                    <pic:cNvPr descr="https://ajaygunalan.github.io/projects/asset/past/motor/v_is_not_zero.png" id="0" name="Picture"/>
                     <pic:cNvPicPr>
                       <a:picLocks noChangeArrowheads="1" noChangeAspect="1"/>
                     </pic:cNvPicPr>
@@ -1894,7 +1911,7 @@
               <a:graphicData uri="http://schemas.openxmlformats.org/drawingml/2006/picture">
                 <pic:pic>
                   <pic:nvPicPr>
-                    <pic:cNvPr descr="https://ajaygunalan.github.io/projects/asset/motor/v_is_zero.png" id="0" name="Picture"/>
+                    <pic:cNvPr descr="https://ajaygunalan.github.io/projects/asset/past/motor/v_is_zero.png" id="0" name="Picture"/>
                     <pic:cNvPicPr>
                       <a:picLocks noChangeArrowheads="1" noChangeAspect="1"/>
                     </pic:cNvPicPr>
@@ -5429,6 +5446,14 @@
     </w:p>
     <w:p>
       <w:pPr>
+        <w:pStyle w:val="FirstParagraph"/>
+      </w:pPr>
+      <w:r>
+        <w:t xml:space="preserve"> </w:t>
+      </w:r>
+    </w:p>
+    <w:p>
+      <w:pPr>
         <w:pStyle w:val="Heading3"/>
       </w:pPr>
       <w:bookmarkStart w:id="30" w:name="characteristics"/>
@@ -5979,7 +6004,7 @@
               <a:graphicData uri="http://schemas.openxmlformats.org/drawingml/2006/picture">
                 <pic:pic>
                   <pic:nvPicPr>
-                    <pic:cNvPr descr="https://ajaygunalan.github.io/projects/asset/motor/r_gap.png" id="0" name="Picture"/>
+                    <pic:cNvPr descr="https://ajaygunalan.github.io/projects/asset/past/motor/r_gap.png" id="0" name="Picture"/>
                     <pic:cNvPicPr>
                       <a:picLocks noChangeArrowheads="1" noChangeAspect="1"/>
                     </pic:cNvPicPr>
@@ -7344,6 +7369,14 @@
     </w:p>
     <w:p>
       <w:pPr>
+        <w:pStyle w:val="FirstParagraph"/>
+      </w:pPr>
+      <w:r>
+        <w:t xml:space="preserve"> </w:t>
+      </w:r>
+    </w:p>
+    <w:p>
+      <w:pPr>
         <w:pStyle w:val="Heading3"/>
       </w:pPr>
       <w:bookmarkStart w:id="34" w:name="losses"/>
@@ -7520,6 +7553,14 @@
       </w:pPr>
       <w:r>
         <w:t xml:space="preserve">Hysteresis in the magnetic domains in the core appears as a constant friction torque, while the eddy current torque is proportional to speed.</w:t>
+      </w:r>
+    </w:p>
+    <w:p>
+      <w:pPr>
+        <w:pStyle w:val="BodyText"/>
+      </w:pPr>
+      <w:r>
+        <w:t xml:space="preserve"> </w:t>
       </w:r>
     </w:p>
     <w:p>
@@ -7593,6 +7634,14 @@
     </w:p>
     <w:p>
       <w:pPr>
+        <w:pStyle w:val="BodyText"/>
+      </w:pPr>
+      <w:r>
+        <w:t xml:space="preserve"> </w:t>
+      </w:r>
+    </w:p>
+    <w:p>
+      <w:pPr>
         <w:pStyle w:val="Heading3"/>
       </w:pPr>
       <w:bookmarkStart w:id="36" w:name="perfomance"/>
@@ -7625,6 +7674,14 @@
     </w:p>
     <w:p>
       <w:pPr>
+        <w:pStyle w:val="BodyText"/>
+      </w:pPr>
+      <w:r>
+        <w:t xml:space="preserve"> </w:t>
+      </w:r>
+    </w:p>
+    <w:p>
+      <w:pPr>
         <w:pStyle w:val="Heading3"/>
       </w:pPr>
       <w:bookmarkStart w:id="37" w:name="to-do"/>
@@ -7709,6 +7766,11 @@
       <w:r>
         <w:t xml:space="preserve">Finish the core vs corless section</w:t>
       </w:r>
+    </w:p>
+    <w:p>
+      <w:pPr>
+        <w:pStyle w:val="FirstParagraph"/>
+      </w:pPr>
     </w:p>
     <w:p>
       <w:pPr>

--- a/_includes/projects/past/motor/output/motor.docx
+++ b/_includes/projects/past/motor/output/motor.docx
@@ -7765,6 +7765,18 @@
       </w:pPr>
       <w:r>
         <w:t xml:space="preserve">Finish the core vs corless section</w:t>
+      </w:r>
+    </w:p>
+    <w:p>
+      <w:pPr>
+        <w:pStyle w:val="Compact"/>
+        <w:numPr>
+          <w:numId w:val="1006"/>
+          <w:ilvl w:val="0"/>
+        </w:numPr>
+      </w:pPr>
+      <w:r>
+        <w:t xml:space="preserve">BLDC and chaos</w:t>
       </w:r>
     </w:p>
     <w:p>

--- a/_includes/projects/past/motor/output/motor.docx
+++ b/_includes/projects/past/motor/output/motor.docx
@@ -48,7 +48,7 @@
           <w:rPr>
             <w:rStyle w:val="Hyperlink"/>
           </w:rPr>
-          <w:t xml:space="preserve">https://ajaygunalan.github.io/blog/notes/motor/motor.pdf</w:t>
+          <w:t xml:space="preserve">https://ajaygunalan.github.io/blog/notes/motor/motor.html</w:t>
         </w:r>
       </w:hyperlink>
       <w:r>
@@ -65,21 +65,13 @@
     </w:p>
     <w:p>
       <w:pPr>
-        <w:pStyle w:val="Heading4"/>
-      </w:pPr>
-      <w:bookmarkStart w:id="21" w:name="introduction"/>
-      <w:r>
-        <w:t xml:space="preserve">Introduction</w:t>
+        <w:pStyle w:val="Heading5"/>
+      </w:pPr>
+      <w:bookmarkStart w:id="21" w:name="what-is-a-robot"/>
+      <w:r>
+        <w:t xml:space="preserve">What is a robot ?</w:t>
       </w:r>
       <w:bookmarkEnd w:id="21"/>
-    </w:p>
-    <w:p>
-      <w:pPr>
-        <w:pStyle w:val="FirstParagraph"/>
-      </w:pPr>
-      <w:r>
-        <w:t xml:space="preserve">What is a robot?</w:t>
-      </w:r>
     </w:p>
     <w:p>
       <w:pPr>
@@ -122,11 +114,11 @@
     </w:p>
     <w:p>
       <w:pPr>
-        <w:pStyle w:val="Heading4"/>
-      </w:pPr>
-      <w:bookmarkStart w:id="22" w:name="why-pmsm-why-not-dc-coreless-dc"/>
-      <w:r>
-        <w:t xml:space="preserve">Why PMSM ? Why not DC, Coreless DC ?</w:t>
+        <w:pStyle w:val="Heading5"/>
+      </w:pPr>
+      <w:bookmarkStart w:id="22" w:name="what-we-need-from-a-actuator"/>
+      <w:r>
+        <w:t xml:space="preserve">What we need from a actuator ?</w:t>
       </w:r>
       <w:bookmarkEnd w:id="22"/>
     </w:p>
@@ -135,485 +127,40 @@
         <w:pStyle w:val="FirstParagraph"/>
       </w:pPr>
       <w:r>
-        <w:t xml:space="preserve">Well, brushless means reduced noise, wear, and friction caused by brushes and torque-speed characteristics is linear</w:t>
-      </w:r>
-      <w:r>
-        <w:t xml:space="preserve">[</w:t>
-      </w:r>
-      <w:hyperlink w:anchor="ref-asada_direct-drive_1987">
-        <w:r>
-          <w:rPr>
-            <w:rStyle w:val="Hyperlink"/>
-          </w:rPr>
-          <w:t xml:space="preserve">1</w:t>
-        </w:r>
-      </w:hyperlink>
-      <w:r>
-        <w:t xml:space="preserve">]</w:t>
+        <w:t xml:space="preserve">It should spin, right ? Well…</w:t>
+      </w:r>
+    </w:p>
+    <w:p>
+      <w:pPr>
+        <w:pStyle w:val="BodyText"/>
+      </w:pPr>
+    </w:p>
+    <w:p>
+      <w:pPr>
+        <w:pStyle w:val="BodyText"/>
+      </w:pPr>
+      <w:r>
+        <w:t xml:space="preserve">Coming soon…!</w:t>
       </w:r>
       <w:r>
         <w:t xml:space="preserve"> </w:t>
       </w:r>
-      <w:r>
-        <w:t xml:space="preserve">and high energy efficiency make it a attractive choice.</w:t>
-      </w:r>
     </w:p>
     <w:p>
       <w:pPr>
         <w:pStyle w:val="BodyText"/>
       </w:pPr>
-      <w:r>
-        <w:t xml:space="preserve"> </w:t>
-      </w:r>
-    </w:p>
-    <w:p>
-      <w:pPr>
-        <w:pStyle w:val="Heading4"/>
-      </w:pPr>
-      <w:bookmarkStart w:id="23" w:name="pan-cake-shape"/>
-      <w:r>
-        <w:t xml:space="preserve">Pan-Cake Shape ?</w:t>
+    </w:p>
+    <w:p>
+      <w:pPr>
+        <w:pStyle w:val="Heading5"/>
+      </w:pPr>
+      <w:bookmarkStart w:id="23" w:name="references"/>
+      <w:r>
+        <w:t xml:space="preserve">References</w:t>
       </w:r>
       <w:bookmarkEnd w:id="23"/>
     </w:p>
-    <w:p>
-      <w:pPr>
-        <w:pStyle w:val="FirstParagraph"/>
-      </w:pPr>
-      <w:r>
-        <w:t xml:space="preserve"> </w:t>
-      </w:r>
-    </w:p>
-    <w:p>
-      <w:pPr>
-        <w:pStyle w:val="Heading4"/>
-      </w:pPr>
-      <w:bookmarkStart w:id="24" w:name="motor-parameters"/>
-      <w:r>
-        <w:t xml:space="preserve">Motor Parameters</w:t>
-      </w:r>
-      <w:bookmarkEnd w:id="24"/>
-    </w:p>
-    <w:p>
-      <w:pPr>
-        <w:pStyle w:val="FirstParagraph"/>
-      </w:pPr>
-      <w:r>
-        <w:t xml:space="preserve">Parameterisation means, to develop the model of a</w:t>
-      </w:r>
-      <w:r>
-        <w:t xml:space="preserve"> </w:t>
-      </w:r>
-      <w:r>
-        <w:t xml:space="preserve">“</w:t>
-      </w:r>
-      <w:r>
-        <w:t xml:space="preserve">system</w:t>
-      </w:r>
-      <w:r>
-        <w:t xml:space="preserve">”</w:t>
-      </w:r>
-      <w:r>
-        <w:t xml:space="preserve"> </w:t>
-      </w:r>
-      <w:r>
-        <w:t xml:space="preserve">interms of paramters(variable) and to see how various parameters affect the</w:t>
-      </w:r>
-      <w:r>
-        <w:t xml:space="preserve"> </w:t>
-      </w:r>
-      <w:r>
-        <w:t xml:space="preserve">“</w:t>
-      </w:r>
-      <w:r>
-        <w:t xml:space="preserve">system</w:t>
-      </w:r>
-      <w:r>
-        <w:t xml:space="preserve">”</w:t>
-      </w:r>
-      <w:r>
-        <w:t xml:space="preserve">. The developed model should be verified by comparing the theoritical prediction form the model against experimental data and based upon the error, we should improve our model till we are satisfied with model’s accuracy.</w:t>
-      </w:r>
-    </w:p>
-    <w:p>
-      <w:pPr>
-        <w:pStyle w:val="BodyText"/>
-      </w:pPr>
-      <w:r>
-        <w:t xml:space="preserve">For a 3-phase BLDC/PMSM, the appropriate model is:</w:t>
-      </w:r>
-    </w:p>
-    <w:p>
-      <w:pPr>
-        <w:pStyle w:val="CaptionedFigure"/>
-      </w:pPr>
-      <w:r>
-        <w:drawing>
-          <wp:inline>
-            <wp:extent cx="5334000" cy="4147139"/>
-            <wp:effectExtent b="0" l="0" r="0" t="0"/>
-            <wp:docPr descr="Model of a 3-phase BLDC/PMSM, Source:[2]" title="" id="1" name="Picture"/>
-            <a:graphic>
-              <a:graphicData uri="http://schemas.openxmlformats.org/drawingml/2006/picture">
-                <pic:pic>
-                  <pic:nvPicPr>
-                    <pic:cNvPr descr="https://ajaygunalan.github.io/projects/asset/past/motor/advanced_model.png" id="0" name="Picture"/>
-                    <pic:cNvPicPr>
-                      <a:picLocks noChangeArrowheads="1" noChangeAspect="1"/>
-                    </pic:cNvPicPr>
-                  </pic:nvPicPr>
-                  <pic:blipFill>
-                    <a:blip r:embed="rId25"/>
-                    <a:stretch>
-                      <a:fillRect/>
-                    </a:stretch>
-                  </pic:blipFill>
-                  <pic:spPr bwMode="auto">
-                    <a:xfrm>
-                      <a:off x="0" y="0"/>
-                      <a:ext cx="5334000" cy="4147139"/>
-                    </a:xfrm>
-                    <a:prstGeom prst="rect">
-                      <a:avLst/>
-                    </a:prstGeom>
-                    <a:noFill/>
-                    <a:ln w="9525">
-                      <a:noFill/>
-                      <a:headEnd/>
-                      <a:tailEnd/>
-                    </a:ln>
-                  </pic:spPr>
-                </pic:pic>
-              </a:graphicData>
-            </a:graphic>
-          </wp:inline>
-        </w:drawing>
-      </w:r>
-    </w:p>
-    <w:p>
-      <w:pPr>
-        <w:pStyle w:val="ImageCaption"/>
-      </w:pPr>
-      <w:r>
-        <w:t xml:space="preserve">Model of a 3-phase BLDC/PMSM, Source:</w:t>
-      </w:r>
-      <w:r>
-        <w:t xml:space="preserve">[</w:t>
-      </w:r>
-      <w:hyperlink w:anchor="ref-colton_design_2010">
-        <w:r>
-          <w:rPr>
-            <w:rStyle w:val="Hyperlink"/>
-          </w:rPr>
-          <w:t xml:space="preserve">2</w:t>
-        </w:r>
-      </w:hyperlink>
-      <w:r>
-        <w:t xml:space="preserve">]</w:t>
-      </w:r>
-    </w:p>
-    <w:p>
-      <w:pPr>
-        <w:pStyle w:val="BodyText"/>
-      </w:pPr>
-      <w:r>
-        <w:t xml:space="preserve"> </w:t>
-      </w:r>
-    </w:p>
-    <w:p>
-      <w:pPr>
-        <w:pStyle w:val="Heading4"/>
-      </w:pPr>
-      <w:bookmarkStart w:id="26" w:name="selection-criteria"/>
-      <w:r>
-        <w:t xml:space="preserve">Selection Criteria</w:t>
-      </w:r>
-      <w:bookmarkEnd w:id="26"/>
-    </w:p>
-    <w:p>
-      <w:pPr>
-        <w:pStyle w:val="FirstParagraph"/>
-      </w:pPr>
-      <w:r>
-        <w:t xml:space="preserve">[</w:t>
-      </w:r>
-      <w:hyperlink w:anchor="ref-seok_actuator_2012">
-        <w:r>
-          <w:rPr>
-            <w:rStyle w:val="Hyperlink"/>
-          </w:rPr>
-          <w:t xml:space="preserve">3</w:t>
-        </w:r>
-      </w:hyperlink>
-      <w:r>
-        <w:t xml:space="preserve">]</w:t>
-      </w:r>
-    </w:p>
-    <w:p>
-      <w:pPr>
-        <w:pStyle w:val="BodyText"/>
-      </w:pPr>
-      <w:r>
-        <w:t xml:space="preserve">A smaller motor will have lower iron losses at a given speed (less iron to create drag), and a larger motor will have lower copper losses for a given torque.</w:t>
-      </w:r>
-    </w:p>
-    <w:p>
-      <w:pPr>
-        <w:pStyle w:val="BodyText"/>
-      </w:pPr>
-      <w:r>
-        <w:t xml:space="preserve">One interesting approach to motor sizing for a robot is to choose a small motor sized for walking, and then to overload it heavily during more strenuous activities.</w:t>
-      </w:r>
-    </w:p>
-    <w:p>
-      <w:pPr>
-        <w:pStyle w:val="BodyText"/>
-      </w:pPr>
-      <w:r>
-        <w:t xml:space="preserve">This might result in huge copper losses due to squaring the high winding current, but for brief periods the effect on overall efficiency is minimal.</w:t>
-      </w:r>
-    </w:p>
-    <w:p>
-      <w:pPr>
-        <w:pStyle w:val="BodyText"/>
-      </w:pPr>
-      <w:r>
-        <w:t xml:space="preserve">The thermal mass of the motor windings is high enough that it might not burn up for several seconds, and if it is cooled well enough the power level may be sustainable for longer activities.</w:t>
-      </w:r>
-    </w:p>
-    <w:p>
-      <w:pPr>
-        <w:pStyle w:val="BodyText"/>
-      </w:pPr>
-      <w:r>
-        <w:t xml:space="preserve">This is particularly true for permanent magnet brushless motors, in which the stator coils are stationary and in contact with the case, well-positioned for heat sinks or water cooling jackets. (For brushed motors the magnets are on the outside and the windings are in the rotor, leaving few options for cooling.</w:t>
-      </w:r>
-    </w:p>
-    <w:p>
-      <w:pPr>
-        <w:pStyle w:val="BodyText"/>
-      </w:pPr>
-      <w:r>
-        <w:t xml:space="preserve"> </w:t>
-      </w:r>
-    </w:p>
-    <w:p>
-      <w:pPr>
-        <w:pStyle w:val="Heading4"/>
-      </w:pPr>
-      <w:bookmarkStart w:id="27" w:name="perfomance"/>
-      <w:r>
-        <w:t xml:space="preserve">Perfomance</w:t>
-      </w:r>
-      <w:bookmarkEnd w:id="27"/>
-    </w:p>
-    <w:p>
-      <w:pPr>
-        <w:pStyle w:val="FirstParagraph"/>
-      </w:pPr>
-      <w:r>
-        <w:t xml:space="preserve"> </w:t>
-      </w:r>
-    </w:p>
-    <w:p>
-      <w:pPr>
-        <w:pStyle w:val="Heading4"/>
-      </w:pPr>
-      <w:bookmarkStart w:id="28" w:name="to-do"/>
-      <w:r>
-        <w:t xml:space="preserve">To Do</w:t>
-      </w:r>
-      <w:bookmarkEnd w:id="28"/>
-    </w:p>
-    <w:p>
-      <w:pPr>
-        <w:pStyle w:val="Compact"/>
-        <w:numPr>
-          <w:numId w:val="1001"/>
-          <w:ilvl w:val="0"/>
-        </w:numPr>
-      </w:pPr>
-      <w:r>
-        <w:t xml:space="preserve">Finish 1.3.3 and 1.4.2 in</w:t>
-      </w:r>
-      <w:r>
-        <w:t xml:space="preserve"> </w:t>
-      </w:r>
-      <w:r>
-        <w:t xml:space="preserve">[</w:t>
-      </w:r>
-      <w:hyperlink w:anchor="ref-hendershot_design_2010">
-        <w:r>
-          <w:rPr>
-            <w:rStyle w:val="Hyperlink"/>
-          </w:rPr>
-          <w:t xml:space="preserve">4</w:t>
-        </w:r>
-      </w:hyperlink>
-      <w:r>
-        <w:t xml:space="preserve">]</w:t>
-      </w:r>
-    </w:p>
-    <w:p>
-      <w:pPr>
-        <w:pStyle w:val="Compact"/>
-        <w:numPr>
-          <w:numId w:val="1001"/>
-          <w:ilvl w:val="0"/>
-        </w:numPr>
-      </w:pPr>
-      <w:r>
-        <w:t xml:space="preserve">Maxon Document</w:t>
-      </w:r>
-    </w:p>
-    <w:p>
-      <w:pPr>
-        <w:pStyle w:val="Compact"/>
-        <w:numPr>
-          <w:numId w:val="1001"/>
-          <w:ilvl w:val="0"/>
-        </w:numPr>
-      </w:pPr>
-      <w:r>
-        <w:t xml:space="preserve">Asuting BLDC chapter</w:t>
-      </w:r>
-    </w:p>
-    <w:p>
-      <w:pPr>
-        <w:pStyle w:val="Compact"/>
-        <w:numPr>
-          <w:numId w:val="1001"/>
-          <w:ilvl w:val="0"/>
-        </w:numPr>
-      </w:pPr>
-      <w:r>
-        <w:t xml:space="preserve">BLDC and chaos</w:t>
-      </w:r>
-    </w:p>
-    <w:p>
-      <w:pPr>
-        <w:pStyle w:val="FirstParagraph"/>
-      </w:pPr>
-    </w:p>
-    <w:p>
-      <w:pPr>
-        <w:pStyle w:val="Heading4"/>
-      </w:pPr>
-      <w:bookmarkStart w:id="29" w:name="references"/>
-      <w:r>
-        <w:t xml:space="preserve">References</w:t>
-      </w:r>
-      <w:bookmarkEnd w:id="29"/>
-    </w:p>
-    <w:bookmarkStart w:id="36" w:name="refs"/>
-    <w:bookmarkStart w:id="30" w:name="ref-asada_direct-drive_1987"/>
-    <w:p>
-      <w:pPr>
-        <w:pStyle w:val="Bibliography"/>
-      </w:pPr>
-      <w:r>
-        <w:t xml:space="preserve">[1] H. Asada and K. Youcef-Toumi,</w:t>
-      </w:r>
-      <w:r>
-        <w:t xml:space="preserve"> </w:t>
-      </w:r>
-      <w:r>
-        <w:rPr>
-          <w:i/>
-        </w:rPr>
-        <w:t xml:space="preserve">Direct-drive robots: Theory and practice</w:t>
-      </w:r>
-      <w:r>
-        <w:t xml:space="preserve">. Cambridge, Mass: MIT Press, 1987.</w:t>
-      </w:r>
-      <w:r>
-        <w:t xml:space="preserve"> </w:t>
-      </w:r>
-    </w:p>
-    <w:bookmarkEnd w:id="30"/>
-    <w:bookmarkStart w:id="32" w:name="ref-colton_design_2010"/>
-    <w:p>
-      <w:pPr>
-        <w:pStyle w:val="Bibliography"/>
-      </w:pPr>
-      <w:r>
-        <w:t xml:space="preserve">[2] S. W. (. W. Colton, “Design and prototyping methods for brushless motors and motor control,” Thesis, Massachusetts Institute of Technology, 2010 [Online]. Available:</w:t>
-      </w:r>
-      <w:r>
-        <w:t xml:space="preserve"> </w:t>
-      </w:r>
-      <w:hyperlink r:id="rId31">
-        <w:r>
-          <w:rPr>
-            <w:rStyle w:val="Hyperlink"/>
-          </w:rPr>
-          <w:t xml:space="preserve">http://dspace.mit.edu/handle/1721.1/61599</w:t>
-        </w:r>
-      </w:hyperlink>
-    </w:p>
-    <w:bookmarkEnd w:id="32"/>
-    <w:bookmarkStart w:id="34" w:name="ref-seok_actuator_2012"/>
-    <w:p>
-      <w:pPr>
-        <w:pStyle w:val="Bibliography"/>
-      </w:pPr>
-      <w:r>
-        <w:t xml:space="preserve">[3] S. Seok, A. Wang, D. Otten, and S. Kim, “Actuator design for high force proprioceptive control in fast legged locomotion,” in</w:t>
-      </w:r>
-      <w:r>
-        <w:t xml:space="preserve"> </w:t>
-      </w:r>
-      <w:r>
-        <w:rPr>
-          <w:i/>
-        </w:rPr>
-        <w:t xml:space="preserve">2012 IEEE/RSJ International Conference on Intelligent Robots and Systems</w:t>
-      </w:r>
-      <w:r>
-        <w:t xml:space="preserve">, 2012, pp. 1970–1975 [Online]. Available:</w:t>
-      </w:r>
-      <w:r>
-        <w:t xml:space="preserve"> </w:t>
-      </w:r>
-      <w:hyperlink r:id="rId33">
-        <w:r>
-          <w:rPr>
-            <w:rStyle w:val="Hyperlink"/>
-          </w:rPr>
-          <w:t xml:space="preserve">http://ieeexplore.ieee.org/document/6386252/</w:t>
-        </w:r>
-      </w:hyperlink>
-      <w:r>
-        <w:t xml:space="preserve">. [Accessed: 12-Sep-2018]</w:t>
-      </w:r>
-    </w:p>
-    <w:bookmarkEnd w:id="34"/>
-    <w:bookmarkStart w:id="35" w:name="ref-hendershot_design_2010"/>
-    <w:p>
-      <w:pPr>
-        <w:pStyle w:val="Bibliography"/>
-      </w:pPr>
-      <w:r>
-        <w:t xml:space="preserve">[4] J. R. Hendershot and T. J. E. Miller,</w:t>
-      </w:r>
-      <w:r>
-        <w:t xml:space="preserve"> </w:t>
-      </w:r>
-      <w:r>
-        <w:rPr>
-          <w:i/>
-        </w:rPr>
-        <w:t xml:space="preserve">Design of brushless permanent-magnet machines</w:t>
-      </w:r>
-      <w:r>
-        <w:t xml:space="preserve">. Venice, Florida: Motor Design Books, 2010.</w:t>
-      </w:r>
-      <w:r>
-        <w:t xml:space="preserve"> </w:t>
-      </w:r>
-    </w:p>
-    <w:bookmarkEnd w:id="35"/>
-    <w:bookmarkEnd w:id="36"/>
     <w:sectPr/>
   </w:body>
 </w:document>
@@ -850,153 +397,11 @@
       </w:pPr>
     </w:lvl>
   </w:abstractNum>
-  <w:abstractNum w:abstractNumId="99411">
-    <w:nsid w:val="ea454b4c"/>
-    <w:multiLevelType w:val="multilevel"/>
-    <w:lvl w:ilvl="0">
-      <w:start w:val="1"/>
-      <w:numFmt w:val="decimal"/>
-      <w:lvlText w:val="%1."/>
-      <w:lvlJc w:val="left"/>
-      <w:pPr>
-        <w:tabs>
-          <w:tab w:val="num" w:pos="0"/>
-        </w:tabs>
-        <w:ind w:left="480" w:hanging="480"/>
-      </w:pPr>
-    </w:lvl>
-    <w:lvl w:ilvl="1">
-      <w:start w:val="1"/>
-      <w:numFmt w:val="decimal"/>
-      <w:lvlText w:val="%2."/>
-      <w:lvlJc w:val="left"/>
-      <w:pPr>
-        <w:tabs>
-          <w:tab w:val="num" w:pos="720"/>
-        </w:tabs>
-        <w:ind w:left="1200" w:hanging="480"/>
-      </w:pPr>
-    </w:lvl>
-    <w:lvl w:ilvl="2">
-      <w:start w:val="1"/>
-      <w:numFmt w:val="decimal"/>
-      <w:lvlText w:val="%3."/>
-      <w:lvlJc w:val="left"/>
-      <w:pPr>
-        <w:tabs>
-          <w:tab w:val="num" w:pos="1440"/>
-        </w:tabs>
-        <w:ind w:left="1920" w:hanging="480"/>
-      </w:pPr>
-    </w:lvl>
-    <w:lvl w:ilvl="3">
-      <w:start w:val="1"/>
-      <w:numFmt w:val="decimal"/>
-      <w:lvlText w:val="%4."/>
-      <w:lvlJc w:val="left"/>
-      <w:pPr>
-        <w:tabs>
-          <w:tab w:val="num" w:pos="2160"/>
-        </w:tabs>
-        <w:ind w:left="2640" w:hanging="480"/>
-      </w:pPr>
-    </w:lvl>
-    <w:lvl w:ilvl="4">
-      <w:start w:val="1"/>
-      <w:numFmt w:val="decimal"/>
-      <w:lvlText w:val="%5."/>
-      <w:lvlJc w:val="left"/>
-      <w:pPr>
-        <w:tabs>
-          <w:tab w:val="num" w:pos="2880"/>
-        </w:tabs>
-        <w:ind w:left="3360" w:hanging="480"/>
-      </w:pPr>
-    </w:lvl>
-    <w:lvl w:ilvl="5">
-      <w:start w:val="1"/>
-      <w:numFmt w:val="decimal"/>
-      <w:lvlText w:val="%6."/>
-      <w:lvlJc w:val="left"/>
-      <w:pPr>
-        <w:tabs>
-          <w:tab w:val="num" w:pos="3600"/>
-        </w:tabs>
-        <w:ind w:left="4080" w:hanging="480"/>
-      </w:pPr>
-    </w:lvl>
-    <w:lvl w:ilvl="6">
-      <w:start w:val="1"/>
-      <w:numFmt w:val="decimal"/>
-      <w:lvlText w:val="%7."/>
-      <w:lvlJc w:val="left"/>
-      <w:pPr>
-        <w:tabs>
-          <w:tab w:val="num" w:pos="4320"/>
-        </w:tabs>
-        <w:ind w:left="4800" w:hanging="480"/>
-      </w:pPr>
-    </w:lvl>
-    <w:lvl w:ilvl="7">
-      <w:start w:val="1"/>
-      <w:numFmt w:val="decimal"/>
-      <w:lvlText w:val="%8."/>
-      <w:lvlJc w:val="left"/>
-      <w:pPr>
-        <w:tabs>
-          <w:tab w:val="num" w:pos="5040"/>
-        </w:tabs>
-        <w:ind w:left="5520" w:hanging="480"/>
-      </w:pPr>
-    </w:lvl>
-    <w:lvl w:ilvl="8">
-      <w:start w:val="1"/>
-      <w:numFmt w:val="decimal"/>
-      <w:lvlText w:val="%9."/>
-      <w:lvlJc w:val="left"/>
-      <w:pPr>
-        <w:tabs>
-          <w:tab w:val="num" w:pos="5760"/>
-        </w:tabs>
-        <w:ind w:left="6240" w:hanging="480"/>
-      </w:pPr>
-    </w:lvl>
-  </w:abstractNum>
   <w:num w:numId="1000">
     <w:abstractNumId w:val="990"/>
   </w:num>
   <w:num w:numId="1000">
     <w:abstractNumId w:val="990"/>
-  </w:num>
-  <w:num w:numId="1001">
-    <w:abstractNumId w:val="99411"/>
-    <w:lvlOverride w:ilvl="0">
-      <w:startOverride w:val="1"/>
-    </w:lvlOverride>
-    <w:lvlOverride w:ilvl="1">
-      <w:startOverride w:val="1"/>
-    </w:lvlOverride>
-    <w:lvlOverride w:ilvl="2">
-      <w:startOverride w:val="1"/>
-    </w:lvlOverride>
-    <w:lvlOverride w:ilvl="3">
-      <w:startOverride w:val="1"/>
-    </w:lvlOverride>
-    <w:lvlOverride w:ilvl="4">
-      <w:startOverride w:val="1"/>
-    </w:lvlOverride>
-    <w:lvlOverride w:ilvl="5">
-      <w:startOverride w:val="1"/>
-    </w:lvlOverride>
-    <w:lvlOverride w:ilvl="6">
-      <w:startOverride w:val="1"/>
-    </w:lvlOverride>
-    <w:lvlOverride w:ilvl="7">
-      <w:startOverride w:val="1"/>
-    </w:lvlOverride>
-    <w:lvlOverride w:ilvl="8">
-      <w:startOverride w:val="1"/>
-    </w:lvlOverride>
   </w:num>
 </w:numbering>
 </file>

--- a/_includes/projects/past/motor/output/motor.docx
+++ b/_includes/projects/past/motor/output/motor.docx
@@ -7,19 +7,19 @@
         <w:pStyle w:val="Title"/>
       </w:pPr>
       <w:r>
-        <w:t xml:space="preserve">Optimization</w:t>
+        <w:t xml:space="preserve">Actuators</w:t>
       </w:r>
       <w:r>
         <w:t xml:space="preserve"> </w:t>
       </w:r>
       <w:r>
-        <w:t xml:space="preserve">of</w:t>
+        <w:t xml:space="preserve">for</w:t>
       </w:r>
       <w:r>
         <w:t xml:space="preserve"> </w:t>
       </w:r>
       <w:r>
-        <w:t xml:space="preserve">Motor</w:t>
+        <w:t xml:space="preserve">Robot</w:t>
       </w:r>
     </w:p>
     <w:p>
@@ -52,26 +52,123 @@
         </w:r>
       </w:hyperlink>
       <w:r>
-        <w:t xml:space="preserve">) for the various definition and derivation. Here the focus is only to understand which factors need to be maximised and minimised.</w:t>
+        <w:t xml:space="preserve">) for the various definition and derivation. Here the focus is only to understand which factors need to be maximised and minimised for robots of the future.</w:t>
       </w:r>
     </w:p>
     <w:p>
       <w:pPr>
         <w:pStyle w:val="BodyText"/>
       </w:pPr>
-      <w:r>
-        <w:t xml:space="preserve"> </w:t>
-      </w:r>
     </w:p>
     <w:p>
       <w:pPr>
         <w:pStyle w:val="Heading5"/>
       </w:pPr>
-      <w:bookmarkStart w:id="21" w:name="what-is-a-robot"/>
+      <w:bookmarkStart w:id="21" w:name="content"/>
+      <w:r>
+        <w:t xml:space="preserve">Content</w:t>
+      </w:r>
+      <w:bookmarkEnd w:id="21"/>
+    </w:p>
+    <w:p>
+      <w:pPr>
+        <w:pStyle w:val="Compact"/>
+        <w:numPr>
+          <w:numId w:val="1001"/>
+          <w:ilvl w:val="0"/>
+        </w:numPr>
+      </w:pPr>
+      <w:hyperlink w:anchor="what-is-a-robot">
+        <w:r>
+          <w:rPr>
+            <w:rStyle w:val="Hyperlink"/>
+          </w:rPr>
+          <w:t xml:space="preserve">What is a robot ?</w:t>
+        </w:r>
+      </w:hyperlink>
+    </w:p>
+    <w:p>
+      <w:pPr>
+        <w:pStyle w:val="Compact"/>
+        <w:numPr>
+          <w:numId w:val="1001"/>
+          <w:ilvl w:val="0"/>
+        </w:numPr>
+      </w:pPr>
+      <w:hyperlink w:anchor="is-actuator-a-deal">
+        <w:r>
+          <w:rPr>
+            <w:rStyle w:val="Hyperlink"/>
+          </w:rPr>
+          <w:t xml:space="preserve">Is Actuator a deal ?</w:t>
+        </w:r>
+      </w:hyperlink>
+    </w:p>
+    <w:p>
+      <w:pPr>
+        <w:pStyle w:val="Compact"/>
+        <w:numPr>
+          <w:numId w:val="1001"/>
+          <w:ilvl w:val="0"/>
+        </w:numPr>
+      </w:pPr>
+      <w:hyperlink w:anchor="gearbox---the-culprit">
+        <w:r>
+          <w:rPr>
+            <w:rStyle w:val="Hyperlink"/>
+          </w:rPr>
+          <w:t xml:space="preserve">Gearbox- The Culprit</w:t>
+        </w:r>
+      </w:hyperlink>
+    </w:p>
+    <w:p>
+      <w:pPr>
+        <w:pStyle w:val="Compact"/>
+        <w:numPr>
+          <w:numId w:val="1001"/>
+          <w:ilvl w:val="0"/>
+        </w:numPr>
+      </w:pPr>
+      <w:hyperlink w:anchor="motor-control-loops">
+        <w:r>
+          <w:rPr>
+            <w:rStyle w:val="Hyperlink"/>
+          </w:rPr>
+          <w:t xml:space="preserve">Motor control loops</w:t>
+        </w:r>
+      </w:hyperlink>
+    </w:p>
+    <w:p>
+      <w:pPr>
+        <w:pStyle w:val="Compact"/>
+        <w:numPr>
+          <w:numId w:val="1001"/>
+          <w:ilvl w:val="0"/>
+        </w:numPr>
+      </w:pPr>
+      <w:hyperlink w:anchor="passive-compliance">
+        <w:r>
+          <w:rPr>
+            <w:rStyle w:val="Hyperlink"/>
+          </w:rPr>
+          <w:t xml:space="preserve">Passive compliance</w:t>
+        </w:r>
+      </w:hyperlink>
+    </w:p>
+    <w:p>
+      <w:pPr>
+        <w:pStyle w:val="FirstParagraph"/>
+      </w:pPr>
+    </w:p>
+    <w:p>
+      <w:pPr>
+        <w:pStyle w:val="Heading5"/>
+      </w:pPr>
+      <w:bookmarkStart w:id="22" w:name="what-is-a-robot"/>
       <w:r>
         <w:t xml:space="preserve">What is a robot ?</w:t>
       </w:r>
-      <w:bookmarkEnd w:id="21"/>
+      <w:bookmarkEnd w:id="22"/>
     </w:p>
     <w:p>
       <w:pPr>
@@ -108,37 +205,168 @@
       <w:pPr>
         <w:pStyle w:val="BodyText"/>
       </w:pPr>
+    </w:p>
+    <w:p>
+      <w:pPr>
+        <w:pStyle w:val="Heading5"/>
+      </w:pPr>
+      <w:bookmarkStart w:id="23" w:name="is-actuator-a-deal"/>
+      <w:r>
+        <w:t xml:space="preserve">Is Actuator a deal ?</w:t>
+      </w:r>
+      <w:bookmarkEnd w:id="23"/>
+    </w:p>
+    <w:p>
+      <w:pPr>
+        <w:pStyle w:val="FirstParagraph"/>
+      </w:pPr>
+      <w:r>
+        <w:t xml:space="preserve">It should just spin with some toqrue, righT? what else would be expected. Well, traditionaly automation and industrical robotic arms are fixed inside a cage where all the things are archietectured as per the requirment. This mean there was less uncertainity and they didn’t come in contact with an unkown object. Everything was like orchestra and the problem was reduced to find the correct set of motor commands to do a particular task satisfying some constarint (like time, cost, power, etc.). For these type of problem, yes it should spin to a postion with enough torque. Usually this was achieved by numerous trial and error and finally hard coding the values in real-time. The actuator was designed to maximise the torque by having huge gearbox like shown below.</w:t>
+      </w:r>
+    </w:p>
+    <w:p>
+      <w:pPr>
+        <w:pStyle w:val="BodyText"/>
+      </w:pPr>
+      <w:r>
+        <w:t xml:space="preserve">Good for automation, but when comes to general purpose robotics, we except it to touch and manipulate objecsts like us and to be with us side-by-side safely. This can’t be achieved with pure postion control and huge gearbox. If we did applied the same principles’ which worked for automation, the result will like below:</w:t>
+      </w:r>
+    </w:p>
+    <w:p>
+      <w:pPr>
+        <w:pStyle w:val="BodyText"/>
+      </w:pPr>
+      <w:r>
+        <w:t xml:space="preserve">Infact you can see more failures in this</w:t>
+      </w:r>
       <w:r>
         <w:t xml:space="preserve"> </w:t>
       </w:r>
+      <w:hyperlink r:id="rId24">
+        <w:r>
+          <w:rPr>
+            <w:rStyle w:val="Hyperlink"/>
+          </w:rPr>
+          <w:t xml:space="preserve">video</w:t>
+        </w:r>
+      </w:hyperlink>
+      <w:r>
+        <w:t xml:space="preserve"> </w:t>
+      </w:r>
+      <w:r>
+        <w:t xml:space="preserve">of DARRPA robotics challenge where the robot failed to do task which seems trival to us. The reason for failure are</w:t>
+      </w:r>
+    </w:p>
+    <w:p>
+      <w:pPr>
+        <w:pStyle w:val="Compact"/>
+        <w:numPr>
+          <w:numId w:val="1002"/>
+          <w:ilvl w:val="0"/>
+        </w:numPr>
+      </w:pPr>
+      <w:r>
+        <w:t xml:space="preserve">Huge gearbox</w:t>
+      </w:r>
+    </w:p>
+    <w:p>
+      <w:pPr>
+        <w:pStyle w:val="Compact"/>
+        <w:numPr>
+          <w:numId w:val="1002"/>
+          <w:ilvl w:val="0"/>
+        </w:numPr>
+      </w:pPr>
+      <w:r>
+        <w:t xml:space="preserve">Pure postion control</w:t>
+      </w:r>
+    </w:p>
+    <w:p>
+      <w:pPr>
+        <w:pStyle w:val="Compact"/>
+        <w:numPr>
+          <w:numId w:val="1002"/>
+          <w:ilvl w:val="0"/>
+        </w:numPr>
+      </w:pPr>
+      <w:r>
+        <w:t xml:space="preserve">Lack of elastic element. (some were rigid like bricks)</w:t>
+      </w:r>
+    </w:p>
+    <w:p>
+      <w:pPr>
+        <w:pStyle w:val="Compact"/>
+        <w:numPr>
+          <w:numId w:val="1002"/>
+          <w:ilvl w:val="0"/>
+        </w:numPr>
+      </w:pPr>
+      <w:r>
+        <w:t xml:space="preserve">Bad control algorithm. (wont touch about it here)</w:t>
+      </w:r>
+    </w:p>
+    <w:p>
+      <w:pPr>
+        <w:pStyle w:val="FirstParagraph"/>
+      </w:pPr>
+      <w:r>
+        <w:t xml:space="preserve">Let us delve into the above reason one by one.</w:t>
+      </w:r>
+    </w:p>
+    <w:p>
+      <w:pPr>
+        <w:pStyle w:val="BodyText"/>
+      </w:pPr>
     </w:p>
     <w:p>
       <w:pPr>
         <w:pStyle w:val="Heading5"/>
       </w:pPr>
-      <w:bookmarkStart w:id="22" w:name="what-we-need-from-a-actuator"/>
-      <w:r>
-        <w:t xml:space="preserve">What we need from a actuator ?</w:t>
-      </w:r>
-      <w:bookmarkEnd w:id="22"/>
+      <w:bookmarkStart w:id="25" w:name="gearbox---the-culprit"/>
+      <w:r>
+        <w:t xml:space="preserve">Gearbox - The Culprit</w:t>
+      </w:r>
+      <w:bookmarkEnd w:id="25"/>
     </w:p>
     <w:p>
       <w:pPr>
         <w:pStyle w:val="FirstParagraph"/>
       </w:pPr>
-      <w:r>
-        <w:t xml:space="preserve">It should spin, right ? Well…</w:t>
-      </w:r>
+    </w:p>
+    <w:p>
+      <w:pPr>
+        <w:pStyle w:val="Heading5"/>
+      </w:pPr>
+      <w:bookmarkStart w:id="26" w:name="motor-control-loops"/>
+      <w:r>
+        <w:t xml:space="preserve">Motor control loops</w:t>
+      </w:r>
+      <w:bookmarkEnd w:id="26"/>
+    </w:p>
+    <w:p>
+      <w:pPr>
+        <w:pStyle w:val="FirstParagraph"/>
+      </w:pPr>
+    </w:p>
+    <w:p>
+      <w:pPr>
+        <w:pStyle w:val="Heading5"/>
+      </w:pPr>
+      <w:bookmarkStart w:id="27" w:name="passive-compliance"/>
+      <w:r>
+        <w:t xml:space="preserve">Passive compliance</w:t>
+      </w:r>
+      <w:bookmarkEnd w:id="27"/>
+    </w:p>
+    <w:p>
+      <w:pPr>
+        <w:pStyle w:val="FirstParagraph"/>
+      </w:pPr>
     </w:p>
     <w:p>
       <w:pPr>
         <w:pStyle w:val="BodyText"/>
       </w:pPr>
-    </w:p>
-    <w:p>
-      <w:pPr>
-        <w:pStyle w:val="BodyText"/>
-      </w:pPr>
       <w:r>
         <w:t xml:space="preserve">Coming soon…!</w:t>
       </w:r>
@@ -148,18 +376,13 @@
     </w:p>
     <w:p>
       <w:pPr>
-        <w:pStyle w:val="BodyText"/>
-      </w:pPr>
-    </w:p>
-    <w:p>
-      <w:pPr>
         <w:pStyle w:val="Heading5"/>
       </w:pPr>
-      <w:bookmarkStart w:id="23" w:name="references"/>
+      <w:bookmarkStart w:id="28" w:name="references"/>
       <w:r>
         <w:t xml:space="preserve">References</w:t>
       </w:r>
-      <w:bookmarkEnd w:id="23"/>
+      <w:bookmarkEnd w:id="28"/>
     </w:p>
     <w:sectPr/>
   </w:body>
@@ -397,11 +620,259 @@
       </w:pPr>
     </w:lvl>
   </w:abstractNum>
+  <w:abstractNum w:abstractNumId="991">
+    <w:nsid w:val="ea454b4c"/>
+    <w:multiLevelType w:val="multilevel"/>
+    <w:lvl w:ilvl="0">
+      <w:numFmt w:val="bullet"/>
+      <w:lvlText w:val="•"/>
+      <w:lvlJc w:val="left"/>
+      <w:pPr>
+        <w:tabs>
+          <w:tab w:val="num" w:pos="0"/>
+        </w:tabs>
+        <w:ind w:left="480" w:hanging="480"/>
+      </w:pPr>
+    </w:lvl>
+    <w:lvl w:ilvl="1">
+      <w:numFmt w:val="bullet"/>
+      <w:lvlText w:val="–"/>
+      <w:lvlJc w:val="left"/>
+      <w:pPr>
+        <w:tabs>
+          <w:tab w:val="num" w:pos="720"/>
+        </w:tabs>
+        <w:ind w:left="1200" w:hanging="480"/>
+      </w:pPr>
+    </w:lvl>
+    <w:lvl w:ilvl="2">
+      <w:numFmt w:val="bullet"/>
+      <w:lvlText w:val="•"/>
+      <w:lvlJc w:val="left"/>
+      <w:pPr>
+        <w:tabs>
+          <w:tab w:val="num" w:pos="1440"/>
+        </w:tabs>
+        <w:ind w:left="1920" w:hanging="480"/>
+      </w:pPr>
+    </w:lvl>
+    <w:lvl w:ilvl="3">
+      <w:numFmt w:val="bullet"/>
+      <w:lvlText w:val="–"/>
+      <w:lvlJc w:val="left"/>
+      <w:pPr>
+        <w:tabs>
+          <w:tab w:val="num" w:pos="2160"/>
+        </w:tabs>
+        <w:ind w:left="2640" w:hanging="480"/>
+      </w:pPr>
+    </w:lvl>
+    <w:lvl w:ilvl="4">
+      <w:numFmt w:val="bullet"/>
+      <w:lvlText w:val="•"/>
+      <w:lvlJc w:val="left"/>
+      <w:pPr>
+        <w:tabs>
+          <w:tab w:val="num" w:pos="2880"/>
+        </w:tabs>
+        <w:ind w:left="3360" w:hanging="480"/>
+      </w:pPr>
+    </w:lvl>
+    <w:lvl w:ilvl="5">
+      <w:numFmt w:val="bullet"/>
+      <w:lvlText w:val="–"/>
+      <w:lvlJc w:val="left"/>
+      <w:pPr>
+        <w:tabs>
+          <w:tab w:val="num" w:pos="3600"/>
+        </w:tabs>
+        <w:ind w:left="4080" w:hanging="480"/>
+      </w:pPr>
+    </w:lvl>
+    <w:lvl w:ilvl="6">
+      <w:numFmt w:val="bullet"/>
+      <w:lvlText w:val="•"/>
+      <w:lvlJc w:val="left"/>
+      <w:pPr>
+        <w:tabs>
+          <w:tab w:val="num" w:pos="4320"/>
+        </w:tabs>
+        <w:ind w:left="4800" w:hanging="480"/>
+      </w:pPr>
+    </w:lvl>
+    <w:lvl w:ilvl="7">
+      <w:numFmt w:val="bullet"/>
+      <w:lvlText w:val="–"/>
+      <w:lvlJc w:val="left"/>
+      <w:pPr>
+        <w:tabs>
+          <w:tab w:val="num" w:pos="5040"/>
+        </w:tabs>
+        <w:ind w:left="5520" w:hanging="480"/>
+      </w:pPr>
+    </w:lvl>
+    <w:lvl w:ilvl="8">
+      <w:numFmt w:val="bullet"/>
+      <w:lvlText w:val="•"/>
+      <w:lvlJc w:val="left"/>
+      <w:pPr>
+        <w:tabs>
+          <w:tab w:val="num" w:pos="5760"/>
+        </w:tabs>
+        <w:ind w:left="6240" w:hanging="480"/>
+      </w:pPr>
+    </w:lvl>
+  </w:abstractNum>
+  <w:abstractNum w:abstractNumId="99201">
+    <w:nsid w:val="71315dca"/>
+    <w:multiLevelType w:val="multilevel"/>
+    <w:lvl w:ilvl="0">
+      <w:start w:val="1"/>
+      <w:numFmt w:val="decimal"/>
+      <w:lvlText w:val="%1."/>
+      <w:lvlJc w:val="left"/>
+      <w:pPr>
+        <w:tabs>
+          <w:tab w:val="num" w:pos="0"/>
+        </w:tabs>
+        <w:ind w:left="480" w:hanging="480"/>
+      </w:pPr>
+    </w:lvl>
+    <w:lvl w:ilvl="1">
+      <w:start w:val="1"/>
+      <w:numFmt w:val="lowerLetter"/>
+      <w:lvlText w:val="%2."/>
+      <w:lvlJc w:val="left"/>
+      <w:pPr>
+        <w:tabs>
+          <w:tab w:val="num" w:pos="720"/>
+        </w:tabs>
+        <w:ind w:left="1200" w:hanging="480"/>
+      </w:pPr>
+    </w:lvl>
+    <w:lvl w:ilvl="2">
+      <w:start w:val="1"/>
+      <w:numFmt w:val="lowerRoman"/>
+      <w:lvlText w:val="%3."/>
+      <w:lvlJc w:val="left"/>
+      <w:pPr>
+        <w:tabs>
+          <w:tab w:val="num" w:pos="1440"/>
+        </w:tabs>
+        <w:ind w:left="1920" w:hanging="480"/>
+      </w:pPr>
+    </w:lvl>
+    <w:lvl w:ilvl="3">
+      <w:start w:val="1"/>
+      <w:numFmt w:val="decimal"/>
+      <w:lvlText w:val="%4."/>
+      <w:lvlJc w:val="left"/>
+      <w:pPr>
+        <w:tabs>
+          <w:tab w:val="num" w:pos="2160"/>
+        </w:tabs>
+        <w:ind w:left="2640" w:hanging="480"/>
+      </w:pPr>
+    </w:lvl>
+    <w:lvl w:ilvl="4">
+      <w:start w:val="1"/>
+      <w:numFmt w:val="lowerLetter"/>
+      <w:lvlText w:val="%5."/>
+      <w:lvlJc w:val="left"/>
+      <w:pPr>
+        <w:tabs>
+          <w:tab w:val="num" w:pos="2880"/>
+        </w:tabs>
+        <w:ind w:left="3360" w:hanging="480"/>
+      </w:pPr>
+    </w:lvl>
+    <w:lvl w:ilvl="5">
+      <w:start w:val="1"/>
+      <w:numFmt w:val="lowerRoman"/>
+      <w:lvlText w:val="%6."/>
+      <w:lvlJc w:val="left"/>
+      <w:pPr>
+        <w:tabs>
+          <w:tab w:val="num" w:pos="3600"/>
+        </w:tabs>
+        <w:ind w:left="4080" w:hanging="480"/>
+      </w:pPr>
+    </w:lvl>
+    <w:lvl w:ilvl="6">
+      <w:start w:val="1"/>
+      <w:numFmt w:val="decimal"/>
+      <w:lvlText w:val="%7."/>
+      <w:lvlJc w:val="left"/>
+      <w:pPr>
+        <w:tabs>
+          <w:tab w:val="num" w:pos="4320"/>
+        </w:tabs>
+        <w:ind w:left="4800" w:hanging="480"/>
+      </w:pPr>
+    </w:lvl>
+    <w:lvl w:ilvl="7">
+      <w:start w:val="1"/>
+      <w:numFmt w:val="lowerLetter"/>
+      <w:lvlText w:val="%8."/>
+      <w:lvlJc w:val="left"/>
+      <w:pPr>
+        <w:tabs>
+          <w:tab w:val="num" w:pos="5040"/>
+        </w:tabs>
+        <w:ind w:left="5520" w:hanging="480"/>
+      </w:pPr>
+    </w:lvl>
+    <w:lvl w:ilvl="8">
+      <w:start w:val="1"/>
+      <w:numFmt w:val="lowerRoman"/>
+      <w:lvlText w:val="%9."/>
+      <w:lvlJc w:val="left"/>
+      <w:pPr>
+        <w:tabs>
+          <w:tab w:val="num" w:pos="5760"/>
+        </w:tabs>
+        <w:ind w:left="6240" w:hanging="480"/>
+      </w:pPr>
+    </w:lvl>
+  </w:abstractNum>
   <w:num w:numId="1000">
     <w:abstractNumId w:val="990"/>
   </w:num>
   <w:num w:numId="1000">
     <w:abstractNumId w:val="990"/>
+  </w:num>
+  <w:num w:numId="1001">
+    <w:abstractNumId w:val="991"/>
+  </w:num>
+  <w:num w:numId="1002">
+    <w:abstractNumId w:val="99201"/>
+    <w:lvlOverride w:ilvl="0">
+      <w:startOverride w:val="1"/>
+    </w:lvlOverride>
+    <w:lvlOverride w:ilvl="1">
+      <w:startOverride w:val="1"/>
+    </w:lvlOverride>
+    <w:lvlOverride w:ilvl="2">
+      <w:startOverride w:val="1"/>
+    </w:lvlOverride>
+    <w:lvlOverride w:ilvl="3">
+      <w:startOverride w:val="1"/>
+    </w:lvlOverride>
+    <w:lvlOverride w:ilvl="4">
+      <w:startOverride w:val="1"/>
+    </w:lvlOverride>
+    <w:lvlOverride w:ilvl="5">
+      <w:startOverride w:val="1"/>
+    </w:lvlOverride>
+    <w:lvlOverride w:ilvl="6">
+      <w:startOverride w:val="1"/>
+    </w:lvlOverride>
+    <w:lvlOverride w:ilvl="7">
+      <w:startOverride w:val="1"/>
+    </w:lvlOverride>
+    <w:lvlOverride w:ilvl="8">
+      <w:startOverride w:val="1"/>
+    </w:lvlOverride>
   </w:num>
 </w:numbering>
 </file>

--- a/_includes/projects/past/motor/output/motor.docx
+++ b/_includes/projects/past/motor/output/motor.docx
@@ -175,74 +175,175 @@
         <w:pStyle w:val="Compact"/>
       </w:pPr>
       <w:r>
-        <w:t xml:space="preserve">A robot is a bunch of actuator connected by a link(a structure). Actuators, being one of the fundamental element of a robot, will determine the core capabilities and limitation of a robot. Thus a thorough understanding of the actuator will help us to optimise it based upon our requirment. In this article we restrict ourself to Electromagnetic Actuator (Motors), since it is the most widely used one and has a higher energy efficiency compared to others like hydraulic, pneumatic, etc. Out of all the various type of motor like Induction, Reluctance, PMSM/BLDC, DC, Stepper, etc. Our goal is to understand various factors of EM actuator which influences the perfomance and hopefully to justify why</w:t>
+        <w:t xml:space="preserve">A robot is a bunch of actuator connected by a link(a structure). Actuators, being one of the fundamental element of a robot, will determine the core capabilities and limitation of a robot. Thus a thorough understanding of the actuator will help us to optimise it based upon our requirment. In this article we restrict ourself to Electromagnetic Actuator (Motors), since it is the most widely used one and has a higher energy efficiency compared to others like hydraulic, pneumatic, etc. Out of all the various type of motor like Induction, Reluctance, PMSM/BLDC, DC, Stepper, etc. Our goal is to understand various factors of EM actuator which influences the perfomance and hopefully to justify why pancake shaped, Quasi Direct-Drive, Permanent Magnet Synchronous Motors(PMSM), with 4Q control drivers and elastic element will be the norm of the robotics in future. Note: (PMSM) is physically same as the BLDC Motor. We call it PMSM/BLAC when we apply a sinuosoidal emf and BLDC when we apply trapezoidal emf.</w:t>
+      </w:r>
+    </w:p>
+    <w:p>
+      <w:pPr>
+        <w:pStyle w:val="BodyText"/>
+      </w:pPr>
+    </w:p>
+    <w:p>
+      <w:pPr>
+        <w:pStyle w:val="Heading5"/>
+      </w:pPr>
+      <w:bookmarkStart w:id="23" w:name="is-actuator-a-deal"/>
+      <w:r>
+        <w:t xml:space="preserve">Is Actuator a deal ?</w:t>
+      </w:r>
+      <w:bookmarkEnd w:id="23"/>
+    </w:p>
+    <w:p>
+      <w:pPr>
+        <w:pStyle w:val="FirstParagraph"/>
+      </w:pPr>
+      <w:r>
+        <w:t xml:space="preserve">It should just spin with some toqrue, right? what else would be expected. Well, traditionaly automation and industrical robotic arms are fixed inside a cage where all the things are archietectured as per the requirment. This mean there was less uncertainity and they didn’t come in contact with an unkown object. Everything was like orchestra and the problem was reduced to finding the correct set of motor commands to do a particular task satisfying some constarint (like time, cost, power, etc.). For these type of problem, yes it should spin to a postion with enough torque. Usually this was achieved by numerous trial and error and finally hard coding the values in real-time. The actuator was designed to maximise the torque by having huge gearbox like shown below.</w:t>
+      </w:r>
+    </w:p>
+    <w:p>
+      <w:pPr>
+        <w:pStyle w:val="CaptionedFigure"/>
+      </w:pPr>
+      <w:r>
+        <w:drawing>
+          <wp:inline>
+            <wp:extent cx="5334000" cy="3654232"/>
+            <wp:effectExtent b="0" l="0" r="0" t="0"/>
+            <wp:docPr descr="Acutator Design in Automation, Source[1]" title="" id="1" name="Picture"/>
+            <a:graphic>
+              <a:graphicData uri="http://schemas.openxmlformats.org/drawingml/2006/picture">
+                <pic:pic>
+                  <pic:nvPicPr>
+                    <pic:cNvPr descr="https://ajaygunalan.github.io/projects/asset/past/motor/automation_design.png" id="0" name="Picture"/>
+                    <pic:cNvPicPr>
+                      <a:picLocks noChangeArrowheads="1" noChangeAspect="1"/>
+                    </pic:cNvPicPr>
+                  </pic:nvPicPr>
+                  <pic:blipFill>
+                    <a:blip r:embed="rId24"/>
+                    <a:stretch>
+                      <a:fillRect/>
+                    </a:stretch>
+                  </pic:blipFill>
+                  <pic:spPr bwMode="auto">
+                    <a:xfrm>
+                      <a:off x="0" y="0"/>
+                      <a:ext cx="5334000" cy="3654232"/>
+                    </a:xfrm>
+                    <a:prstGeom prst="rect">
+                      <a:avLst/>
+                    </a:prstGeom>
+                    <a:noFill/>
+                    <a:ln w="9525">
+                      <a:noFill/>
+                      <a:headEnd/>
+                      <a:tailEnd/>
+                    </a:ln>
+                  </pic:spPr>
+                </pic:pic>
+              </a:graphicData>
+            </a:graphic>
+          </wp:inline>
+        </w:drawing>
+      </w:r>
+    </w:p>
+    <w:p>
+      <w:pPr>
+        <w:pStyle w:val="ImageCaption"/>
+      </w:pPr>
+      <w:r>
+        <w:t xml:space="preserve">Acutator Design in Automation, Source</w:t>
+      </w:r>
+      <w:r>
+        <w:t xml:space="preserve">[</w:t>
+      </w:r>
+      <w:hyperlink w:anchor="ref-kalouche_design_2016">
+        <w:r>
+          <w:rPr>
+            <w:rStyle w:val="Hyperlink"/>
+          </w:rPr>
+          <w:t xml:space="preserve">1</w:t>
+        </w:r>
+      </w:hyperlink>
+      <w:r>
+        <w:t xml:space="preserve">]</w:t>
+      </w:r>
+    </w:p>
+    <w:p>
+      <w:pPr>
+        <w:pStyle w:val="BodyText"/>
+      </w:pPr>
+      <w:r>
+        <w:t xml:space="preserve">Good for automation, but when comes to general purpose robotics, we except it to touch and manipulate objecsts like us and to be with us side-by-side safely, which demands acutuators to be compliant, backdriveable, energy-efficiency and force transperancy (ability to sense output torque form motor current). This can’t be achieved with pure postion control and huge gearbox. If we did applied the same principles’ which worked for automation, the result will like below:</w:t>
+      </w:r>
+    </w:p>
+    <w:p>
+      <w:pPr>
+        <w:pStyle w:val="CaptionedFigure"/>
+      </w:pPr>
+      <w:r>
+        <w:drawing>
+          <wp:inline>
+            <wp:extent cx="3810000" cy="3810000"/>
+            <wp:effectExtent b="0" l="0" r="0" t="0"/>
+            <wp:docPr descr="Result of applying automation principles in a robot" title="" id="1" name="Picture"/>
+            <a:graphic>
+              <a:graphicData uri="http://schemas.openxmlformats.org/drawingml/2006/picture">
+                <pic:pic>
+                  <pic:nvPicPr>
+                    <pic:cNvPr descr="https://ajaygunalan.github.io/projects/asset/past/motor/motor_fail.gif" id="0" name="Picture"/>
+                    <pic:cNvPicPr>
+                      <a:picLocks noChangeArrowheads="1" noChangeAspect="1"/>
+                    </pic:cNvPicPr>
+                  </pic:nvPicPr>
+                  <pic:blipFill>
+                    <a:blip r:embed="rId25"/>
+                    <a:stretch>
+                      <a:fillRect/>
+                    </a:stretch>
+                  </pic:blipFill>
+                  <pic:spPr bwMode="auto">
+                    <a:xfrm>
+                      <a:off x="0" y="0"/>
+                      <a:ext cx="3810000" cy="3810000"/>
+                    </a:xfrm>
+                    <a:prstGeom prst="rect">
+                      <a:avLst/>
+                    </a:prstGeom>
+                    <a:noFill/>
+                    <a:ln w="9525">
+                      <a:noFill/>
+                      <a:headEnd/>
+                      <a:tailEnd/>
+                    </a:ln>
+                  </pic:spPr>
+                </pic:pic>
+              </a:graphicData>
+            </a:graphic>
+          </wp:inline>
+        </w:drawing>
+      </w:r>
+    </w:p>
+    <w:p>
+      <w:pPr>
+        <w:pStyle w:val="ImageCaption"/>
+      </w:pPr>
+      <w:r>
+        <w:t xml:space="preserve">Result of applying automation principles in a robot</w:t>
+      </w:r>
+    </w:p>
+    <w:p>
+      <w:pPr>
+        <w:pStyle w:val="BodyText"/>
+      </w:pPr>
+      <w:r>
+        <w:t xml:space="preserve">Infact you can see more failures in this</w:t>
       </w:r>
       <w:r>
         <w:t xml:space="preserve"> </w:t>
       </w:r>
-      <w:r>
-        <w:rPr>
-          <w:b/>
-        </w:rPr>
-        <w:t xml:space="preserve">pancake shaped, Quasi Direct-Drive, Permanent Magnet Synchronous Motors(PMSM), with 4Q control drivers and elastic element</w:t>
-      </w:r>
-      <w:r>
-        <w:t xml:space="preserve"> </w:t>
-      </w:r>
-      <w:r>
-        <w:t xml:space="preserve">will be the norm of the robotics in future.</w:t>
-      </w:r>
-    </w:p>
-    <w:p>
-      <w:pPr>
-        <w:pStyle w:val="BodyText"/>
-      </w:pPr>
-      <w:r>
-        <w:t xml:space="preserve">*Note: (PMSM) is physically same as the BLDC Motor. We call it PMSM/BLAC when we apply a sinuosoidal emf and BLDC when we apply trapezoidal emf.</w:t>
-      </w:r>
-    </w:p>
-    <w:p>
-      <w:pPr>
-        <w:pStyle w:val="BodyText"/>
-      </w:pPr>
-    </w:p>
-    <w:p>
-      <w:pPr>
-        <w:pStyle w:val="Heading5"/>
-      </w:pPr>
-      <w:bookmarkStart w:id="23" w:name="is-actuator-a-deal"/>
-      <w:r>
-        <w:t xml:space="preserve">Is Actuator a deal ?</w:t>
-      </w:r>
-      <w:bookmarkEnd w:id="23"/>
-    </w:p>
-    <w:p>
-      <w:pPr>
-        <w:pStyle w:val="FirstParagraph"/>
-      </w:pPr>
-      <w:r>
-        <w:t xml:space="preserve">It should just spin with some toqrue, righT? what else would be expected. Well, traditionaly automation and industrical robotic arms are fixed inside a cage where all the things are archietectured as per the requirment. This mean there was less uncertainity and they didn’t come in contact with an unkown object. Everything was like orchestra and the problem was reduced to find the correct set of motor commands to do a particular task satisfying some constarint (like time, cost, power, etc.). For these type of problem, yes it should spin to a postion with enough torque. Usually this was achieved by numerous trial and error and finally hard coding the values in real-time. The actuator was designed to maximise the torque by having huge gearbox like shown below.</w:t>
-      </w:r>
-    </w:p>
-    <w:p>
-      <w:pPr>
-        <w:pStyle w:val="BodyText"/>
-      </w:pPr>
-      <w:r>
-        <w:t xml:space="preserve">Good for automation, but when comes to general purpose robotics, we except it to touch and manipulate objecsts like us and to be with us side-by-side safely. This can’t be achieved with pure postion control and huge gearbox. If we did applied the same principles’ which worked for automation, the result will like below:</w:t>
-      </w:r>
-    </w:p>
-    <w:p>
-      <w:pPr>
-        <w:pStyle w:val="BodyText"/>
-      </w:pPr>
-      <w:r>
-        <w:t xml:space="preserve">Infact you can see more failures in this</w:t>
-      </w:r>
-      <w:r>
-        <w:t xml:space="preserve"> </w:t>
-      </w:r>
-      <w:hyperlink r:id="rId24">
+      <w:hyperlink r:id="rId26">
         <w:r>
           <w:rPr>
             <w:rStyle w:val="Hyperlink"/>
@@ -254,63 +355,30 @@
         <w:t xml:space="preserve"> </w:t>
       </w:r>
       <w:r>
-        <w:t xml:space="preserve">of DARRPA robotics challenge where the robot failed to do task which seems trival to us. The reason for failure are</w:t>
-      </w:r>
-    </w:p>
-    <w:p>
-      <w:pPr>
-        <w:pStyle w:val="Compact"/>
-        <w:numPr>
-          <w:numId w:val="1002"/>
-          <w:ilvl w:val="0"/>
-        </w:numPr>
-      </w:pPr>
-      <w:r>
-        <w:t xml:space="preserve">Huge gearbox</w:t>
-      </w:r>
-    </w:p>
-    <w:p>
-      <w:pPr>
-        <w:pStyle w:val="Compact"/>
-        <w:numPr>
-          <w:numId w:val="1002"/>
-          <w:ilvl w:val="0"/>
-        </w:numPr>
-      </w:pPr>
-      <w:r>
-        <w:t xml:space="preserve">Pure postion control</w:t>
-      </w:r>
-    </w:p>
-    <w:p>
-      <w:pPr>
-        <w:pStyle w:val="Compact"/>
-        <w:numPr>
-          <w:numId w:val="1002"/>
-          <w:ilvl w:val="0"/>
-        </w:numPr>
-      </w:pPr>
-      <w:r>
-        <w:t xml:space="preserve">Lack of elastic element. (some were rigid like bricks)</w:t>
-      </w:r>
-    </w:p>
-    <w:p>
-      <w:pPr>
-        <w:pStyle w:val="Compact"/>
-        <w:numPr>
-          <w:numId w:val="1002"/>
-          <w:ilvl w:val="0"/>
-        </w:numPr>
-      </w:pPr>
-      <w:r>
-        <w:t xml:space="preserve">Bad control algorithm. (wont touch about it here)</w:t>
-      </w:r>
+        <w:t xml:space="preserve">of DARRPA robotics challenge where the robot failed to do task which seems trival to us. The possible reason for failure are huge gearbox, pure postion control, lack of compliance(some were rigid like bricks) and bad control algorithm(wont cover about it here). Let us delve into each of the reason breifly.</w:t>
+      </w:r>
+    </w:p>
+    <w:p>
+      <w:pPr>
+        <w:pStyle w:val="BodyText"/>
+      </w:pPr>
+    </w:p>
+    <w:p>
+      <w:pPr>
+        <w:pStyle w:val="Heading5"/>
+      </w:pPr>
+      <w:bookmarkStart w:id="27" w:name="gearbox---the-culprit"/>
+      <w:r>
+        <w:t xml:space="preserve">Gearbox - The Culprit</w:t>
+      </w:r>
+      <w:bookmarkEnd w:id="27"/>
     </w:p>
     <w:p>
       <w:pPr>
         <w:pStyle w:val="FirstParagraph"/>
       </w:pPr>
       <w:r>
-        <w:t xml:space="preserve">Let us delve into the above reason one by one.</w:t>
+        <w:t xml:space="preserve">Gearbox is an power transmitter, used to increase the torque by decreasing the speed. Addition of gearbox induces various factors such as reflected inertia, blacklash, internal stresses, coulomb and viscous friction, and stiction in the gear train — all of which hinder current-based torque sensing. These non-linear effects hide forces acting at the output from being sensed by the motor causing motor current to be a poor indicator of output torque.</w:t>
       </w:r>
     </w:p>
     <w:p>
@@ -322,11 +390,11 @@
       <w:pPr>
         <w:pStyle w:val="Heading5"/>
       </w:pPr>
-      <w:bookmarkStart w:id="25" w:name="gearbox---the-culprit"/>
-      <w:r>
-        <w:t xml:space="preserve">Gearbox - The Culprit</w:t>
-      </w:r>
-      <w:bookmarkEnd w:id="25"/>
+      <w:bookmarkStart w:id="28" w:name="motor-control-loops"/>
+      <w:r>
+        <w:t xml:space="preserve">Motor control loops</w:t>
+      </w:r>
+      <w:bookmarkEnd w:id="28"/>
     </w:p>
     <w:p>
       <w:pPr>
@@ -337,11 +405,11 @@
       <w:pPr>
         <w:pStyle w:val="Heading5"/>
       </w:pPr>
-      <w:bookmarkStart w:id="26" w:name="motor-control-loops"/>
-      <w:r>
-        <w:t xml:space="preserve">Motor control loops</w:t>
-      </w:r>
-      <w:bookmarkEnd w:id="26"/>
+      <w:bookmarkStart w:id="29" w:name="passive-compliance"/>
+      <w:r>
+        <w:t xml:space="preserve">Passive compliance</w:t>
+      </w:r>
+      <w:bookmarkEnd w:id="29"/>
     </w:p>
     <w:p>
       <w:pPr>
@@ -350,40 +418,40 @@
     </w:p>
     <w:p>
       <w:pPr>
+        <w:pStyle w:val="BodyText"/>
+      </w:pPr>
+      <w:r>
+        <w:t xml:space="preserve">Coming soon…!</w:t>
+      </w:r>
+      <w:r>
+        <w:t xml:space="preserve"> </w:t>
+      </w:r>
+    </w:p>
+    <w:p>
+      <w:pPr>
         <w:pStyle w:val="Heading5"/>
       </w:pPr>
-      <w:bookmarkStart w:id="27" w:name="passive-compliance"/>
-      <w:r>
-        <w:t xml:space="preserve">Passive compliance</w:t>
-      </w:r>
-      <w:bookmarkEnd w:id="27"/>
-    </w:p>
-    <w:p>
-      <w:pPr>
-        <w:pStyle w:val="FirstParagraph"/>
-      </w:pPr>
-    </w:p>
-    <w:p>
-      <w:pPr>
-        <w:pStyle w:val="BodyText"/>
-      </w:pPr>
-      <w:r>
-        <w:t xml:space="preserve">Coming soon…!</w:t>
+      <w:bookmarkStart w:id="30" w:name="references"/>
+      <w:r>
+        <w:t xml:space="preserve">References</w:t>
+      </w:r>
+      <w:bookmarkEnd w:id="30"/>
+    </w:p>
+    <w:bookmarkStart w:id="32" w:name="refs"/>
+    <w:bookmarkStart w:id="31" w:name="ref-kalouche_design_2016"/>
+    <w:p>
+      <w:pPr>
+        <w:pStyle w:val="Bibliography"/>
+      </w:pPr>
+      <w:r>
+        <w:t xml:space="preserve">[1] S. Kalouche, “Design for 3d Agility and Virtual Compliance Using Proprioceptive Force Control in Dynamic Legged Robots,” PhD thesis, Carnegie Mellon University, 2016.</w:t>
       </w:r>
       <w:r>
         <w:t xml:space="preserve"> </w:t>
       </w:r>
     </w:p>
-    <w:p>
-      <w:pPr>
-        <w:pStyle w:val="Heading5"/>
-      </w:pPr>
-      <w:bookmarkStart w:id="28" w:name="references"/>
-      <w:r>
-        <w:t xml:space="preserve">References</w:t>
-      </w:r>
-      <w:bookmarkEnd w:id="28"/>
-    </w:p>
+    <w:bookmarkEnd w:id="31"/>
+    <w:bookmarkEnd w:id="32"/>
     <w:sectPr/>
   </w:body>
 </w:document>
@@ -723,118 +791,6 @@
       </w:pPr>
     </w:lvl>
   </w:abstractNum>
-  <w:abstractNum w:abstractNumId="99201">
-    <w:nsid w:val="71315dca"/>
-    <w:multiLevelType w:val="multilevel"/>
-    <w:lvl w:ilvl="0">
-      <w:start w:val="1"/>
-      <w:numFmt w:val="decimal"/>
-      <w:lvlText w:val="%1."/>
-      <w:lvlJc w:val="left"/>
-      <w:pPr>
-        <w:tabs>
-          <w:tab w:val="num" w:pos="0"/>
-        </w:tabs>
-        <w:ind w:left="480" w:hanging="480"/>
-      </w:pPr>
-    </w:lvl>
-    <w:lvl w:ilvl="1">
-      <w:start w:val="1"/>
-      <w:numFmt w:val="lowerLetter"/>
-      <w:lvlText w:val="%2."/>
-      <w:lvlJc w:val="left"/>
-      <w:pPr>
-        <w:tabs>
-          <w:tab w:val="num" w:pos="720"/>
-        </w:tabs>
-        <w:ind w:left="1200" w:hanging="480"/>
-      </w:pPr>
-    </w:lvl>
-    <w:lvl w:ilvl="2">
-      <w:start w:val="1"/>
-      <w:numFmt w:val="lowerRoman"/>
-      <w:lvlText w:val="%3."/>
-      <w:lvlJc w:val="left"/>
-      <w:pPr>
-        <w:tabs>
-          <w:tab w:val="num" w:pos="1440"/>
-        </w:tabs>
-        <w:ind w:left="1920" w:hanging="480"/>
-      </w:pPr>
-    </w:lvl>
-    <w:lvl w:ilvl="3">
-      <w:start w:val="1"/>
-      <w:numFmt w:val="decimal"/>
-      <w:lvlText w:val="%4."/>
-      <w:lvlJc w:val="left"/>
-      <w:pPr>
-        <w:tabs>
-          <w:tab w:val="num" w:pos="2160"/>
-        </w:tabs>
-        <w:ind w:left="2640" w:hanging="480"/>
-      </w:pPr>
-    </w:lvl>
-    <w:lvl w:ilvl="4">
-      <w:start w:val="1"/>
-      <w:numFmt w:val="lowerLetter"/>
-      <w:lvlText w:val="%5."/>
-      <w:lvlJc w:val="left"/>
-      <w:pPr>
-        <w:tabs>
-          <w:tab w:val="num" w:pos="2880"/>
-        </w:tabs>
-        <w:ind w:left="3360" w:hanging="480"/>
-      </w:pPr>
-    </w:lvl>
-    <w:lvl w:ilvl="5">
-      <w:start w:val="1"/>
-      <w:numFmt w:val="lowerRoman"/>
-      <w:lvlText w:val="%6."/>
-      <w:lvlJc w:val="left"/>
-      <w:pPr>
-        <w:tabs>
-          <w:tab w:val="num" w:pos="3600"/>
-        </w:tabs>
-        <w:ind w:left="4080" w:hanging="480"/>
-      </w:pPr>
-    </w:lvl>
-    <w:lvl w:ilvl="6">
-      <w:start w:val="1"/>
-      <w:numFmt w:val="decimal"/>
-      <w:lvlText w:val="%7."/>
-      <w:lvlJc w:val="left"/>
-      <w:pPr>
-        <w:tabs>
-          <w:tab w:val="num" w:pos="4320"/>
-        </w:tabs>
-        <w:ind w:left="4800" w:hanging="480"/>
-      </w:pPr>
-    </w:lvl>
-    <w:lvl w:ilvl="7">
-      <w:start w:val="1"/>
-      <w:numFmt w:val="lowerLetter"/>
-      <w:lvlText w:val="%8."/>
-      <w:lvlJc w:val="left"/>
-      <w:pPr>
-        <w:tabs>
-          <w:tab w:val="num" w:pos="5040"/>
-        </w:tabs>
-        <w:ind w:left="5520" w:hanging="480"/>
-      </w:pPr>
-    </w:lvl>
-    <w:lvl w:ilvl="8">
-      <w:start w:val="1"/>
-      <w:numFmt w:val="lowerRoman"/>
-      <w:lvlText w:val="%9."/>
-      <w:lvlJc w:val="left"/>
-      <w:pPr>
-        <w:tabs>
-          <w:tab w:val="num" w:pos="5760"/>
-        </w:tabs>
-        <w:ind w:left="6240" w:hanging="480"/>
-      </w:pPr>
-    </w:lvl>
-  </w:abstractNum>
   <w:num w:numId="1000">
     <w:abstractNumId w:val="990"/>
   </w:num>
@@ -843,36 +799,6 @@
   </w:num>
   <w:num w:numId="1001">
     <w:abstractNumId w:val="991"/>
-  </w:num>
-  <w:num w:numId="1002">
-    <w:abstractNumId w:val="99201"/>
-    <w:lvlOverride w:ilvl="0">
-      <w:startOverride w:val="1"/>
-    </w:lvlOverride>
-    <w:lvlOverride w:ilvl="1">
-      <w:startOverride w:val="1"/>
-    </w:lvlOverride>
-    <w:lvlOverride w:ilvl="2">
-      <w:startOverride w:val="1"/>
-    </w:lvlOverride>
-    <w:lvlOverride w:ilvl="3">
-      <w:startOverride w:val="1"/>
-    </w:lvlOverride>
-    <w:lvlOverride w:ilvl="4">
-      <w:startOverride w:val="1"/>
-    </w:lvlOverride>
-    <w:lvlOverride w:ilvl="5">
-      <w:startOverride w:val="1"/>
-    </w:lvlOverride>
-    <w:lvlOverride w:ilvl="6">
-      <w:startOverride w:val="1"/>
-    </w:lvlOverride>
-    <w:lvlOverride w:ilvl="7">
-      <w:startOverride w:val="1"/>
-    </w:lvlOverride>
-    <w:lvlOverride w:ilvl="8">
-      <w:startOverride w:val="1"/>
-    </w:lvlOverride>
   </w:num>
 </w:numbering>
 </file>

--- a/_includes/projects/past/motor/output/motor.docx
+++ b/_includes/projects/past/motor/output/motor.docx
@@ -175,7 +175,7 @@
         <w:pStyle w:val="Compact"/>
       </w:pPr>
       <w:r>
-        <w:t xml:space="preserve">A robot is a bunch of actuator connected by a link(a structure). Actuators, being one of the fundamental element of a robot, will determine the core capabilities and limitation of a robot. Thus a thorough understanding of the actuator will help us to optimise it based upon our requirment. In this article we restrict ourself to Electromagnetic Actuator (Motors), since it is the most widely used one and has a higher energy efficiency compared to others like hydraulic, pneumatic, etc. Out of all the various type of motor like Induction, Reluctance, PMSM/BLDC, DC, Stepper, etc. Our goal is to understand various factors of EM actuator which influences the perfomance and hopefully to justify why pancake shaped, Quasi Direct-Drive, Permanent Magnet Synchronous Motors(PMSM), with 4Q control drivers and elastic element will be the norm of the robotics in future. Note: (PMSM) is physically same as the BLDC Motor. We call it PMSM/BLAC when we apply a sinuosoidal emf and BLDC when we apply trapezoidal emf.</w:t>
+        <w:t xml:space="preserve">A robot is a bunch of actuator connected by a link(a structure). Actuators, being one of the fundamental element of a robot, will determine the core capabilities and limitation of a robot. Thus a thorough understanding of the actuator will help us to optimise it based upon our requirment. In this article we restrict ourself to Electromagnetic Actuator (Motors), since it is the most widely used one and has a higher energy efficiency compared to others like hydraulic, pneumatic, etc. Out of all the various type of motor like Induction, Reluctance, PMSM/BLDC, DC, Stepper, etc. Our goal is to understand various factors of EM actuator which influences the perfomance and hopefully to justify why pancake shaped, Quasi Direct-Drive, Permanent Magnet Synchronous Motors(PMSM), with high bandwidth 4Q control drivers and compliance will be the norm of the robotics in future. Note: (PMSM) is physically same as the BLDC Motor. We call it PMSM/BLAC when we apply a sinuosoidal emf and BLDC when we apply trapezoidal emf.</w:t>
       </w:r>
     </w:p>
     <w:p>
@@ -208,7 +208,7 @@
       <w:r>
         <w:drawing>
           <wp:inline>
-            <wp:extent cx="5334000" cy="3654232"/>
+            <wp:extent cx="5334000" cy="2939797"/>
             <wp:effectExtent b="0" l="0" r="0" t="0"/>
             <wp:docPr descr="Acutator Design in Automation, Source[1]" title="" id="1" name="Picture"/>
             <a:graphic>
@@ -229,7 +229,7 @@
                   <pic:spPr bwMode="auto">
                     <a:xfrm>
                       <a:off x="0" y="0"/>
-                      <a:ext cx="5334000" cy="3654232"/>
+                      <a:ext cx="5334000" cy="2939797"/>
                     </a:xfrm>
                     <a:prstGeom prst="rect">
                       <a:avLst/>
@@ -355,7 +355,7 @@
         <w:t xml:space="preserve"> </w:t>
       </w:r>
       <w:r>
-        <w:t xml:space="preserve">of DARRPA robotics challenge where the robot failed to do task which seems trival to us. The possible reason for failure are huge gearbox, pure postion control, lack of compliance(some were rigid like bricks) and bad control algorithm(wont cover about it here). Let us delve into each of the reason breifly.</w:t>
+        <w:t xml:space="preserve">of DARRPA robotics challenge where the robot failed to do task which seems trival to us. The possible reason for failure are huge gearbox, pure postion control, lack of compliance(some were rigid like bricks) and bad control algorithm(wont cover about it here). Let us delve into each of the reasons breifly.</w:t>
       </w:r>
     </w:p>
     <w:p>
@@ -378,7 +378,21 @@
         <w:pStyle w:val="FirstParagraph"/>
       </w:pPr>
       <w:r>
-        <w:t xml:space="preserve">Gearbox is an power transmitter, used to increase the torque by decreasing the speed. Addition of gearbox induces various factors such as reflected inertia, blacklash, internal stresses, coulomb and viscous friction, and stiction in the gear train — all of which hinder current-based torque sensing. These non-linear effects hide forces acting at the output from being sensed by the motor causing motor current to be a poor indicator of output torque.</w:t>
+        <w:t xml:space="preserve">Gearbox is an power transmitter, used to increase the torque by decreasing the speed. Addition of gearbox induces various factors such as reflected inertia, blacklash, internal stresses, coulomb, viscous friction, and stiction in the gear train. These non-linear effects hide forces acting at the output from being sensed by the motor causing motor current to be a poor indicator of output torque. Direct-Drive means directly coupling the load with actuator completely removing the gearbox. This overcomes all the drawbacks of the gearbox but increases the weight and volume of the motor due to higher torque requirment. Thus there is a trade-off between force-transperancy and reflected inrtia, torque requirment. Thus by having single-stage, backdriveable gears with low reduction ration(5-10) we achieve a decent compromise between torque requirment and force transperancy, impedance. We call this as Quasi Direct Drive.</w:t>
+      </w:r>
+      <w:r>
+        <w:t xml:space="preserve">[</w:t>
+      </w:r>
+      <w:hyperlink w:anchor="ref-kalouche_design_2016">
+        <w:r>
+          <w:rPr>
+            <w:rStyle w:val="Hyperlink"/>
+          </w:rPr>
+          <w:t xml:space="preserve">1</w:t>
+        </w:r>
+      </w:hyperlink>
+      <w:r>
+        <w:t xml:space="preserve">]</w:t>
       </w:r>
     </w:p>
     <w:p>
@@ -400,6 +414,32 @@
       <w:pPr>
         <w:pStyle w:val="FirstParagraph"/>
       </w:pPr>
+      <w:r>
+        <w:t xml:space="preserve">If you have ever done a simple line following a robot, you would probably know that there is something called motor driver which in essence applies the required voltage based upon the user command. Based upon the driver we can give different commands such as postion, velocity, current(torque). No matter which command you give ultimatley it boils down to applying a volatge to the motor. The value of voltage will be determined by the error between desired value and actual value. This means that for a each loop (say velocity), there must be partciular sensor measuring it.</w:t>
+      </w:r>
+    </w:p>
+    <w:p>
+      <w:pPr>
+        <w:pStyle w:val="BodyText"/>
+      </w:pPr>
+    </w:p>
+    <w:p>
+      <w:pPr>
+        <w:pStyle w:val="BodyText"/>
+      </w:pPr>
+      <w:r>
+        <w:t xml:space="preserve">There is reason behind why current is the inner-most loop is they are closer to the voltage(intuitively) and thus inner- loop operate (5-10) times faster than the outer loop. A motor drive can include any combination of three types of control loops—a position loop, a velocity loop, and a current. The bandwidth, or response time, of the system is a measure of how fast it responds to the changing input command. As you might have guess the inner loops have higher bandwidth. While higher bandwidth generally provides stiffer motor performance, decreases error, and improves transient response time, there are also drawbacks to high bandwidth in systems. Specifically, the higher the bandwidth, the higher the frequency at which the motor responds to disturbances, which typically requires higher accelerations and forces. Power dissipation has a squared relationship to force, so any increase in bandwidth significantly increases power dissipation (i.e. heat), and therefore, the temperature rise of the motor. Motor drivers are also classified as 1Q or 4Q drivers. 1Q allows quadrant 1, and 3, to be controlled thus only allowing the motor torque and speed to controlled in same direction. Whereas 4Q allows all the four quadrant to be controlled and thus making active electromagnetic braking, regenerating current form the motor to the battery, possible.</w:t>
+      </w:r>
+    </w:p>
+    <w:p>
+      <w:pPr>
+        <w:pStyle w:val="BodyText"/>
+      </w:pPr>
+    </w:p>
+    <w:p>
+      <w:pPr>
+        <w:pStyle w:val="BodyText"/>
+      </w:pPr>
     </w:p>
     <w:p>
       <w:pPr>
@@ -415,17 +455,14 @@
       <w:pPr>
         <w:pStyle w:val="FirstParagraph"/>
       </w:pPr>
+      <w:r>
+        <w:t xml:space="preserve">Coming soon…!</w:t>
+      </w:r>
     </w:p>
     <w:p>
       <w:pPr>
         <w:pStyle w:val="BodyText"/>
       </w:pPr>
-      <w:r>
-        <w:t xml:space="preserve">Coming soon…!</w:t>
-      </w:r>
-      <w:r>
-        <w:t xml:space="preserve"> </w:t>
-      </w:r>
     </w:p>
     <w:p>
       <w:pPr>

--- a/_includes/projects/past/motor/output/motor.docx
+++ b/_includes/projects/past/motor/output/motor.docx
@@ -152,6 +152,57 @@
             <w:rStyle w:val="Hyperlink"/>
           </w:rPr>
           <w:t xml:space="preserve">Passive compliance</w:t>
+        </w:r>
+      </w:hyperlink>
+    </w:p>
+    <w:p>
+      <w:pPr>
+        <w:pStyle w:val="Compact"/>
+        <w:numPr>
+          <w:numId w:val="1001"/>
+          <w:ilvl w:val="0"/>
+        </w:numPr>
+      </w:pPr>
+      <w:hyperlink w:anchor="pan---cake-shape">
+        <w:r>
+          <w:rPr>
+            <w:rStyle w:val="Hyperlink"/>
+          </w:rPr>
+          <w:t xml:space="preserve">Pan-Cake Shape</w:t>
+        </w:r>
+      </w:hyperlink>
+    </w:p>
+    <w:p>
+      <w:pPr>
+        <w:pStyle w:val="Compact"/>
+        <w:numPr>
+          <w:numId w:val="1001"/>
+          <w:ilvl w:val="0"/>
+        </w:numPr>
+      </w:pPr>
+      <w:hyperlink w:anchor="conclusion">
+        <w:r>
+          <w:rPr>
+            <w:rStyle w:val="Hyperlink"/>
+          </w:rPr>
+          <w:t xml:space="preserve">Conclusion</w:t>
+        </w:r>
+      </w:hyperlink>
+    </w:p>
+    <w:p>
+      <w:pPr>
+        <w:pStyle w:val="Compact"/>
+        <w:numPr>
+          <w:numId w:val="1001"/>
+          <w:ilvl w:val="0"/>
+        </w:numPr>
+      </w:pPr>
+      <w:hyperlink w:anchor="references">
+        <w:r>
+          <w:rPr>
+            <w:rStyle w:val="Hyperlink"/>
+          </w:rPr>
+          <w:t xml:space="preserve">References</w:t>
         </w:r>
       </w:hyperlink>
     </w:p>
@@ -420,15 +471,143 @@
     </w:p>
     <w:p>
       <w:pPr>
+        <w:pStyle w:val="CaptionedFigure"/>
+      </w:pPr>
+      <w:r>
+        <w:drawing>
+          <wp:inline>
+            <wp:extent cx="5334000" cy="1204451"/>
+            <wp:effectExtent b="0" l="0" r="0" t="0"/>
+            <wp:docPr descr="Current-Velocity-Position-Loops" title="" id="1" name="Picture"/>
+            <a:graphic>
+              <a:graphicData uri="http://schemas.openxmlformats.org/drawingml/2006/picture">
+                <pic:pic>
+                  <pic:nvPicPr>
+                    <pic:cNvPr descr="https://ajaygunalan.github.io/projects/asset/past/motor/Current-Velocity-Position-Loops.gif" id="0" name="Picture"/>
+                    <pic:cNvPicPr>
+                      <a:picLocks noChangeArrowheads="1" noChangeAspect="1"/>
+                    </pic:cNvPicPr>
+                  </pic:nvPicPr>
+                  <pic:blipFill>
+                    <a:blip r:embed="rId29"/>
+                    <a:stretch>
+                      <a:fillRect/>
+                    </a:stretch>
+                  </pic:blipFill>
+                  <pic:spPr bwMode="auto">
+                    <a:xfrm>
+                      <a:off x="0" y="0"/>
+                      <a:ext cx="5334000" cy="1204451"/>
+                    </a:xfrm>
+                    <a:prstGeom prst="rect">
+                      <a:avLst/>
+                    </a:prstGeom>
+                    <a:noFill/>
+                    <a:ln w="9525">
+                      <a:noFill/>
+                      <a:headEnd/>
+                      <a:tailEnd/>
+                    </a:ln>
+                  </pic:spPr>
+                </pic:pic>
+              </a:graphicData>
+            </a:graphic>
+          </wp:inline>
+        </w:drawing>
+      </w:r>
+    </w:p>
+    <w:p>
+      <w:pPr>
+        <w:pStyle w:val="ImageCaption"/>
+      </w:pPr>
+      <w:r>
+        <w:t xml:space="preserve">Current-Velocity-Position-Loops</w:t>
+      </w:r>
+    </w:p>
+    <w:p>
+      <w:pPr>
         <w:pStyle w:val="BodyText"/>
       </w:pPr>
+      <w:r>
+        <w:t xml:space="preserve">There is reason behind why current is the inner-most loop is they are closer to the voltage(intuitively) and thus inner- loop operate (5-10) times faster than the outer loop. A motor drive can include any combination of three types of control loops—a position loop, a velocity loop, and a current. The bandwidth, or response time, of the system is a measure of how fast it responds to the changing input command. As you might have guess the inner loops have higher bandwidth. While higher bandwidth generally provides stiffer motor performance, decreases error, and improves transient response time, there are also drawbacks to high bandwidth in systems. Specifically, the higher the bandwidth, the higher the frequency at which the motor responds to disturbances, which typically requires higher accelerations and forces. Power dissipation has a squared relationship to force, so any increase in bandwidth significantly increases power dissipation (i.e. heat), and therefore, the temperature rise of the motor. Motor drivers are also classified as 1Q or 4Q drivers. 1Q allows quadrant 1, and 3, to be controlled thus only allowing the motor torque and speed to controlled in same direction. Whereas 4Q allows all the four quadrant to be controlled and thus making active electromagnetic braking, regenerating current form the motor to the battery, possible. Thus a sufficiently high bandwidth 4Q motor driver is a must.</w:t>
+      </w:r>
+    </w:p>
+    <w:p>
+      <w:pPr>
+        <w:pStyle w:val="CaptionedFigure"/>
+      </w:pPr>
+      <w:r>
+        <w:drawing>
+          <wp:inline>
+            <wp:extent cx="5334000" cy="3467688"/>
+            <wp:effectExtent b="0" l="0" r="0" t="0"/>
+            <wp:docPr descr="Torque vs Speed" title="" id="1" name="Picture"/>
+            <a:graphic>
+              <a:graphicData uri="http://schemas.openxmlformats.org/drawingml/2006/picture">
+                <pic:pic>
+                  <pic:nvPicPr>
+                    <pic:cNvPr descr="https://ajaygunalan.github.io/projects/asset/past/motor/four_quadrant.png" id="0" name="Picture"/>
+                    <pic:cNvPicPr>
+                      <a:picLocks noChangeArrowheads="1" noChangeAspect="1"/>
+                    </pic:cNvPicPr>
+                  </pic:nvPicPr>
+                  <pic:blipFill>
+                    <a:blip r:embed="rId30"/>
+                    <a:stretch>
+                      <a:fillRect/>
+                    </a:stretch>
+                  </pic:blipFill>
+                  <pic:spPr bwMode="auto">
+                    <a:xfrm>
+                      <a:off x="0" y="0"/>
+                      <a:ext cx="5334000" cy="3467688"/>
+                    </a:xfrm>
+                    <a:prstGeom prst="rect">
+                      <a:avLst/>
+                    </a:prstGeom>
+                    <a:noFill/>
+                    <a:ln w="9525">
+                      <a:noFill/>
+                      <a:headEnd/>
+                      <a:tailEnd/>
+                    </a:ln>
+                  </pic:spPr>
+                </pic:pic>
+              </a:graphicData>
+            </a:graphic>
+          </wp:inline>
+        </w:drawing>
+      </w:r>
+    </w:p>
+    <w:p>
+      <w:pPr>
+        <w:pStyle w:val="ImageCaption"/>
+      </w:pPr>
+      <w:r>
+        <w:t xml:space="preserve">Torque vs Speed</w:t>
+      </w:r>
     </w:p>
     <w:p>
       <w:pPr>
         <w:pStyle w:val="BodyText"/>
       </w:pPr>
-      <w:r>
-        <w:t xml:space="preserve">There is reason behind why current is the inner-most loop is they are closer to the voltage(intuitively) and thus inner- loop operate (5-10) times faster than the outer loop. A motor drive can include any combination of three types of control loops—a position loop, a velocity loop, and a current. The bandwidth, or response time, of the system is a measure of how fast it responds to the changing input command. As you might have guess the inner loops have higher bandwidth. While higher bandwidth generally provides stiffer motor performance, decreases error, and improves transient response time, there are also drawbacks to high bandwidth in systems. Specifically, the higher the bandwidth, the higher the frequency at which the motor responds to disturbances, which typically requires higher accelerations and forces. Power dissipation has a squared relationship to force, so any increase in bandwidth significantly increases power dissipation (i.e. heat), and therefore, the temperature rise of the motor. Motor drivers are also classified as 1Q or 4Q drivers. 1Q allows quadrant 1, and 3, to be controlled thus only allowing the motor torque and speed to controlled in same direction. Whereas 4Q allows all the four quadrant to be controlled and thus making active electromagnetic braking, regenerating current form the motor to the battery, possible.</w:t>
+    </w:p>
+    <w:p>
+      <w:pPr>
+        <w:pStyle w:val="Heading5"/>
+      </w:pPr>
+      <w:bookmarkStart w:id="31" w:name="passive-compliance"/>
+      <w:r>
+        <w:t xml:space="preserve">Passive compliance</w:t>
+      </w:r>
+      <w:bookmarkEnd w:id="31"/>
+    </w:p>
+    <w:p>
+      <w:pPr>
+        <w:pStyle w:val="FirstParagraph"/>
+      </w:pPr>
+      <w:r>
+        <w:t xml:space="preserve">Compliance can be added mehcanically(using springs, damper) or virtually by control algorithm which can vary the stiffness and damping on the go. So it seems that virtual spring is better because you get a variable stiffness. Not neccessarliy, meachnical spring make control a bit complicated, but they are of enoromous use when it comes energy efficiency. They store the sudden high impact force and can be reused in next cycle. So in esscence we should select tha passive compliance for a baseline value and use software on top it for fine tuning.</w:t>
       </w:r>
     </w:p>
     <w:p>
@@ -438,44 +617,324 @@
     </w:p>
     <w:p>
       <w:pPr>
+        <w:pStyle w:val="Heading5"/>
+      </w:pPr>
+      <w:bookmarkStart w:id="32" w:name="pan-cake-shape"/>
+      <w:r>
+        <w:t xml:space="preserve">Pan-Cake Shape</w:t>
+      </w:r>
+      <w:bookmarkEnd w:id="32"/>
+    </w:p>
+    <w:p>
+      <w:pPr>
+        <w:pStyle w:val="FirstParagraph"/>
+      </w:pPr>
+      <w:r>
+        <w:t xml:space="preserve">When we say pan-cake shaped motor, it means motors whose</w:t>
+      </w:r>
+      <w:r>
+        <w:t xml:space="preserve"> </w:t>
+      </w:r>
+      <m:oMath>
+        <m:sSub>
+          <m:e>
+            <m:r>
+              <m:t>r</m:t>
+            </m:r>
+          </m:e>
+          <m:sub>
+            <m:r>
+              <m:t>g</m:t>
+            </m:r>
+            <m:r>
+              <m:t>a</m:t>
+            </m:r>
+            <m:r>
+              <m:t>p</m:t>
+            </m:r>
+          </m:sub>
+        </m:sSub>
+        <m:r>
+          <m:t>&gt;</m:t>
+        </m:r>
+        <m:sSub>
+          <m:e>
+            <m:r>
+              <m:t>L</m:t>
+            </m:r>
+          </m:e>
+          <m:sub>
+            <m:r>
+              <m:t>a</m:t>
+            </m:r>
+            <m:r>
+              <m:t>x</m:t>
+            </m:r>
+            <m:r>
+              <m:t>i</m:t>
+            </m:r>
+            <m:r>
+              <m:t>a</m:t>
+            </m:r>
+            <m:r>
+              <m:t>l</m:t>
+            </m:r>
+          </m:sub>
+        </m:sSub>
+      </m:oMath>
+      <w:r>
+        <w:t xml:space="preserve">, where</w:t>
+      </w:r>
+      <w:r>
+        <w:t xml:space="preserve"> </w:t>
+      </w:r>
+      <m:oMath>
+        <m:sSub>
+          <m:e>
+            <m:r>
+              <m:t>r</m:t>
+            </m:r>
+          </m:e>
+          <m:sub>
+            <m:r>
+              <m:t>g</m:t>
+            </m:r>
+            <m:r>
+              <m:t>a</m:t>
+            </m:r>
+            <m:r>
+              <m:t>p</m:t>
+            </m:r>
+          </m:sub>
+        </m:sSub>
+      </m:oMath>
+      <w:r>
+        <w:t xml:space="preserve"> </w:t>
+      </w:r>
+      <w:r>
+        <w:t xml:space="preserve">is the radial gap between center and rotor and</w:t>
+      </w:r>
+      <w:r>
+        <w:t xml:space="preserve"> </w:t>
+      </w:r>
+      <m:oMath>
+        <m:sSub>
+          <m:e>
+            <m:r>
+              <m:t>L</m:t>
+            </m:r>
+          </m:e>
+          <m:sub>
+            <m:r>
+              <m:t>a</m:t>
+            </m:r>
+            <m:r>
+              <m:t>x</m:t>
+            </m:r>
+            <m:r>
+              <m:t>i</m:t>
+            </m:r>
+            <m:r>
+              <m:t>a</m:t>
+            </m:r>
+            <m:r>
+              <m:t>l</m:t>
+            </m:r>
+          </m:sub>
+        </m:sSub>
+      </m:oMath>
+      <w:r>
+        <w:t xml:space="preserve"> </w:t>
+      </w:r>
+      <w:r>
+        <w:t xml:space="preserve">is the axial lenght of the motor. The reason is Torque density increases with</w:t>
+      </w:r>
+      <w:r>
+        <w:t xml:space="preserve"> </w:t>
+      </w:r>
+      <m:oMath>
+        <m:sSub>
+          <m:e>
+            <m:r>
+              <m:t>r</m:t>
+            </m:r>
+          </m:e>
+          <m:sub>
+            <m:r>
+              <m:t>g</m:t>
+            </m:r>
+            <m:r>
+              <m:t>a</m:t>
+            </m:r>
+            <m:r>
+              <m:t>p</m:t>
+            </m:r>
+          </m:sub>
+        </m:sSub>
+      </m:oMath>
+      <w:r>
+        <w:t xml:space="preserve">. But it doesn’t mean we can increase the</w:t>
+      </w:r>
+      <w:r>
+        <w:t xml:space="preserve"> </w:t>
+      </w:r>
+      <m:oMath>
+        <m:sSub>
+          <m:e>
+            <m:r>
+              <m:t>r</m:t>
+            </m:r>
+          </m:e>
+          <m:sub>
+            <m:r>
+              <m:t>g</m:t>
+            </m:r>
+            <m:r>
+              <m:t>a</m:t>
+            </m:r>
+            <m:r>
+              <m:t>p</m:t>
+            </m:r>
+          </m:sub>
+        </m:sSub>
+      </m:oMath>
+      <w:r>
+        <w:t xml:space="preserve"> </w:t>
+      </w:r>
+      <w:r>
+        <w:t xml:space="preserve">indefinitely as Torque/inertia is inversely proportional to</w:t>
+      </w:r>
+      <w:r>
+        <w:t xml:space="preserve"> </w:t>
+      </w:r>
+      <m:oMath>
+        <m:sSub>
+          <m:e>
+            <m:r>
+              <m:t>r</m:t>
+            </m:r>
+          </m:e>
+          <m:sub>
+            <m:r>
+              <m:t>g</m:t>
+            </m:r>
+            <m:r>
+              <m:t>a</m:t>
+            </m:r>
+            <m:r>
+              <m:t>p</m:t>
+            </m:r>
+          </m:sub>
+        </m:sSub>
+      </m:oMath>
+    </w:p>
+    <w:p>
+      <w:pPr>
+        <w:pStyle w:val="CaptionedFigure"/>
+      </w:pPr>
+      <w:r>
+        <w:drawing>
+          <wp:inline>
+            <wp:extent cx="5334000" cy="3655189"/>
+            <wp:effectExtent b="0" l="0" r="0" t="0"/>
+            <wp:docPr descr="Gap Radius, Source[2]" title="" id="1" name="Picture"/>
+            <a:graphic>
+              <a:graphicData uri="http://schemas.openxmlformats.org/drawingml/2006/picture">
+                <pic:pic>
+                  <pic:nvPicPr>
+                    <pic:cNvPr descr="https://ajaygunalan.github.io/projects/asset/past/motor/r_gap.png" id="0" name="Picture"/>
+                    <pic:cNvPicPr>
+                      <a:picLocks noChangeArrowheads="1" noChangeAspect="1"/>
+                    </pic:cNvPicPr>
+                  </pic:nvPicPr>
+                  <pic:blipFill>
+                    <a:blip r:embed="rId33"/>
+                    <a:stretch>
+                      <a:fillRect/>
+                    </a:stretch>
+                  </pic:blipFill>
+                  <pic:spPr bwMode="auto">
+                    <a:xfrm>
+                      <a:off x="0" y="0"/>
+                      <a:ext cx="5334000" cy="3655189"/>
+                    </a:xfrm>
+                    <a:prstGeom prst="rect">
+                      <a:avLst/>
+                    </a:prstGeom>
+                    <a:noFill/>
+                    <a:ln w="9525">
+                      <a:noFill/>
+                      <a:headEnd/>
+                      <a:tailEnd/>
+                    </a:ln>
+                  </pic:spPr>
+                </pic:pic>
+              </a:graphicData>
+            </a:graphic>
+          </wp:inline>
+        </w:drawing>
+      </w:r>
+    </w:p>
+    <w:p>
+      <w:pPr>
+        <w:pStyle w:val="ImageCaption"/>
+      </w:pPr>
+      <w:r>
+        <w:t xml:space="preserve">Gap Radius, Source</w:t>
+      </w:r>
+      <w:r>
+        <w:t xml:space="preserve">[</w:t>
+      </w:r>
+      <w:hyperlink w:anchor="ref-seok_actuator_2012">
+        <w:r>
+          <w:rPr>
+            <w:rStyle w:val="Hyperlink"/>
+          </w:rPr>
+          <w:t xml:space="preserve">2</w:t>
+        </w:r>
+      </w:hyperlink>
+      <w:r>
+        <w:t xml:space="preserve">]</w:t>
+      </w:r>
+    </w:p>
+    <w:p>
+      <w:pPr>
+        <w:pStyle w:val="Heading5"/>
+      </w:pPr>
+      <w:bookmarkStart w:id="34" w:name="conclusion"/>
+      <w:r>
+        <w:t xml:space="preserve">Conclusion</w:t>
+      </w:r>
+      <w:bookmarkEnd w:id="34"/>
+    </w:p>
+    <w:p>
+      <w:pPr>
+        <w:pStyle w:val="FirstParagraph"/>
+      </w:pPr>
+      <w:r>
+        <w:t xml:space="preserve">Hopefully, I have justified why we need a high bandwidth, 4Q control driver with pan-cake shaped motor, quasi-direct-drive and compliance for the robots of the future.</w:t>
+      </w:r>
+    </w:p>
+    <w:p>
+      <w:pPr>
         <w:pStyle w:val="BodyText"/>
       </w:pPr>
+      <w:r>
+        <w:t xml:space="preserve">![Actuators for robotics(https://ajaygunalan.github.io/projects/asset/past/motor/final.png){width=30% height=25%}</w:t>
+      </w:r>
     </w:p>
     <w:p>
       <w:pPr>
         <w:pStyle w:val="Heading5"/>
       </w:pPr>
-      <w:bookmarkStart w:id="29" w:name="passive-compliance"/>
-      <w:r>
-        <w:t xml:space="preserve">Passive compliance</w:t>
-      </w:r>
-      <w:bookmarkEnd w:id="29"/>
-    </w:p>
-    <w:p>
-      <w:pPr>
-        <w:pStyle w:val="FirstParagraph"/>
-      </w:pPr>
-      <w:r>
-        <w:t xml:space="preserve">Coming soon…!</w:t>
-      </w:r>
-    </w:p>
-    <w:p>
-      <w:pPr>
-        <w:pStyle w:val="BodyText"/>
-      </w:pPr>
-    </w:p>
-    <w:p>
-      <w:pPr>
-        <w:pStyle w:val="Heading5"/>
-      </w:pPr>
-      <w:bookmarkStart w:id="30" w:name="references"/>
+      <w:bookmarkStart w:id="35" w:name="references"/>
       <w:r>
         <w:t xml:space="preserve">References</w:t>
       </w:r>
-      <w:bookmarkEnd w:id="30"/>
-    </w:p>
-    <w:bookmarkStart w:id="32" w:name="refs"/>
-    <w:bookmarkStart w:id="31" w:name="ref-kalouche_design_2016"/>
+      <w:bookmarkEnd w:id="35"/>
+    </w:p>
+    <w:bookmarkStart w:id="39" w:name="refs"/>
+    <w:bookmarkStart w:id="36" w:name="ref-kalouche_design_2016"/>
     <w:p>
       <w:pPr>
         <w:pStyle w:val="Bibliography"/>
@@ -487,8 +946,44 @@
         <w:t xml:space="preserve"> </w:t>
       </w:r>
     </w:p>
-    <w:bookmarkEnd w:id="31"/>
-    <w:bookmarkEnd w:id="32"/>
+    <w:bookmarkEnd w:id="36"/>
+    <w:bookmarkStart w:id="38" w:name="ref-seok_actuator_2012"/>
+    <w:p>
+      <w:pPr>
+        <w:pStyle w:val="Bibliography"/>
+      </w:pPr>
+      <w:r>
+        <w:t xml:space="preserve">[2] S. Seok, A. Wang, D. Otten, and S. Kim, “Actuator design for high force proprioceptive control in fast legged locomotion,” in</w:t>
+      </w:r>
+      <w:r>
+        <w:t xml:space="preserve"> </w:t>
+      </w:r>
+      <w:r>
+        <w:rPr>
+          <w:i/>
+        </w:rPr>
+        <w:t xml:space="preserve">2012 IEEE/RSJ International Conference on Intelligent Robots and Systems</w:t>
+      </w:r>
+      <w:r>
+        <w:t xml:space="preserve">, 2012, pp. 1970–1975 [Online]. Available:</w:t>
+      </w:r>
+      <w:r>
+        <w:t xml:space="preserve"> </w:t>
+      </w:r>
+      <w:hyperlink r:id="rId37">
+        <w:r>
+          <w:rPr>
+            <w:rStyle w:val="Hyperlink"/>
+          </w:rPr>
+          <w:t xml:space="preserve">http://ieeexplore.ieee.org/document/6386252/</w:t>
+        </w:r>
+      </w:hyperlink>
+      <w:r>
+        <w:t xml:space="preserve">. [Accessed: 12-Sep-2018]</w:t>
+      </w:r>
+    </w:p>
+    <w:bookmarkEnd w:id="38"/>
+    <w:bookmarkEnd w:id="39"/>
     <w:sectPr/>
   </w:body>
 </w:document>

--- a/_includes/projects/past/motor/output/motor.docx
+++ b/_includes/projects/past/motor/output/motor.docx
@@ -747,7 +747,7 @@
         <w:t xml:space="preserve"> </w:t>
       </w:r>
       <w:r>
-        <w:t xml:space="preserve">is the axial lenght of the motor. The reason is Torque density increases with</w:t>
+        <w:t xml:space="preserve">is the axial lenght of the motor. The reason is torque density increases with</w:t>
       </w:r>
       <w:r>
         <w:t xml:space="preserve"> </w:t>
@@ -802,7 +802,7 @@
         <w:t xml:space="preserve"> </w:t>
       </w:r>
       <w:r>
-        <w:t xml:space="preserve">indefinitely as Torque/inertia is inversely proportional to</w:t>
+        <w:t xml:space="preserve">indefinitely as torque per inertia is inversely proportional to</w:t>
       </w:r>
       <w:r>
         <w:t xml:space="preserve"> </w:t>
@@ -827,6 +827,65 @@
           </m:sub>
         </m:sSub>
       </m:oMath>
+      <w:r>
+        <w:t xml:space="preserve">. So a compromise has to be made. In general</w:t>
+      </w:r>
+      <w:r>
+        <w:t xml:space="preserve"> </w:t>
+      </w:r>
+      <m:oMath>
+        <m:sSub>
+          <m:e>
+            <m:r>
+              <m:t>r</m:t>
+            </m:r>
+          </m:e>
+          <m:sub>
+            <m:r>
+              <m:t>g</m:t>
+            </m:r>
+            <m:r>
+              <m:t>a</m:t>
+            </m:r>
+            <m:r>
+              <m:t>p</m:t>
+            </m:r>
+          </m:sub>
+        </m:sSub>
+        <m:r>
+          <m:t>&gt;</m:t>
+        </m:r>
+        <m:sSub>
+          <m:e>
+            <m:r>
+              <m:t>L</m:t>
+            </m:r>
+          </m:e>
+          <m:sub>
+            <m:r>
+              <m:t>a</m:t>
+            </m:r>
+            <m:r>
+              <m:t>x</m:t>
+            </m:r>
+            <m:r>
+              <m:t>i</m:t>
+            </m:r>
+            <m:r>
+              <m:t>a</m:t>
+            </m:r>
+            <m:r>
+              <m:t>l</m:t>
+            </m:r>
+          </m:sub>
+        </m:sSub>
+      </m:oMath>
+      <w:r>
+        <w:t xml:space="preserve"> </w:t>
+      </w:r>
+      <w:r>
+        <w:t xml:space="preserve">and should like a pan-cake shape for having a higher torque density.</w:t>
+      </w:r>
     </w:p>
     <w:p>
       <w:pPr>
@@ -912,29 +971,76 @@
         <w:pStyle w:val="FirstParagraph"/>
       </w:pPr>
       <w:r>
-        <w:t xml:space="preserve">Hopefully, I have justified why we need a high bandwidth, 4Q control driver with pan-cake shaped motor, quasi-direct-drive and compliance for the robots of the future.</w:t>
-      </w:r>
-    </w:p>
-    <w:p>
-      <w:pPr>
-        <w:pStyle w:val="BodyText"/>
-      </w:pPr>
-      <w:r>
-        <w:t xml:space="preserve">![Actuators for robotics(https://ajaygunalan.github.io/projects/asset/past/motor/final.png){width=30% height=25%}</w:t>
+        <w:t xml:space="preserve">Hopefully, I have justified why we need a high bandwidth, 4Q control driver with pan-cake shaped motor, quasi-direct-drive and compliance for the robots.</w:t>
+      </w:r>
+    </w:p>
+    <w:p>
+      <w:pPr>
+        <w:pStyle w:val="CaptionedFigure"/>
+      </w:pPr>
+      <w:r>
+        <w:drawing>
+          <wp:inline>
+            <wp:extent cx="5334000" cy="3865109"/>
+            <wp:effectExtent b="0" l="0" r="0" t="0"/>
+            <wp:docPr descr="Actuators for robotics" title="" id="1" name="Picture"/>
+            <a:graphic>
+              <a:graphicData uri="http://schemas.openxmlformats.org/drawingml/2006/picture">
+                <pic:pic>
+                  <pic:nvPicPr>
+                    <pic:cNvPr descr="https://ajaygunalan.github.io/projects/asset/past/motor/final.png" id="0" name="Picture"/>
+                    <pic:cNvPicPr>
+                      <a:picLocks noChangeArrowheads="1" noChangeAspect="1"/>
+                    </pic:cNvPicPr>
+                  </pic:nvPicPr>
+                  <pic:blipFill>
+                    <a:blip r:embed="rId35"/>
+                    <a:stretch>
+                      <a:fillRect/>
+                    </a:stretch>
+                  </pic:blipFill>
+                  <pic:spPr bwMode="auto">
+                    <a:xfrm>
+                      <a:off x="0" y="0"/>
+                      <a:ext cx="5334000" cy="3865109"/>
+                    </a:xfrm>
+                    <a:prstGeom prst="rect">
+                      <a:avLst/>
+                    </a:prstGeom>
+                    <a:noFill/>
+                    <a:ln w="9525">
+                      <a:noFill/>
+                      <a:headEnd/>
+                      <a:tailEnd/>
+                    </a:ln>
+                  </pic:spPr>
+                </pic:pic>
+              </a:graphicData>
+            </a:graphic>
+          </wp:inline>
+        </w:drawing>
+      </w:r>
+    </w:p>
+    <w:p>
+      <w:pPr>
+        <w:pStyle w:val="ImageCaption"/>
+      </w:pPr>
+      <w:r>
+        <w:t xml:space="preserve">Actuators for robotics</w:t>
       </w:r>
     </w:p>
     <w:p>
       <w:pPr>
         <w:pStyle w:val="Heading5"/>
       </w:pPr>
-      <w:bookmarkStart w:id="35" w:name="references"/>
+      <w:bookmarkStart w:id="36" w:name="references"/>
       <w:r>
         <w:t xml:space="preserve">References</w:t>
       </w:r>
-      <w:bookmarkEnd w:id="35"/>
-    </w:p>
-    <w:bookmarkStart w:id="39" w:name="refs"/>
-    <w:bookmarkStart w:id="36" w:name="ref-kalouche_design_2016"/>
+      <w:bookmarkEnd w:id="36"/>
+    </w:p>
+    <w:bookmarkStart w:id="40" w:name="refs"/>
+    <w:bookmarkStart w:id="37" w:name="ref-kalouche_design_2016"/>
     <w:p>
       <w:pPr>
         <w:pStyle w:val="Bibliography"/>
@@ -946,8 +1052,8 @@
         <w:t xml:space="preserve"> </w:t>
       </w:r>
     </w:p>
-    <w:bookmarkEnd w:id="36"/>
-    <w:bookmarkStart w:id="38" w:name="ref-seok_actuator_2012"/>
+    <w:bookmarkEnd w:id="37"/>
+    <w:bookmarkStart w:id="39" w:name="ref-seok_actuator_2012"/>
     <w:p>
       <w:pPr>
         <w:pStyle w:val="Bibliography"/>
@@ -970,7 +1076,7 @@
       <w:r>
         <w:t xml:space="preserve"> </w:t>
       </w:r>
-      <w:hyperlink r:id="rId37">
+      <w:hyperlink r:id="rId38">
         <w:r>
           <w:rPr>
             <w:rStyle w:val="Hyperlink"/>
@@ -982,8 +1088,8 @@
         <w:t xml:space="preserve">. [Accessed: 12-Sep-2018]</w:t>
       </w:r>
     </w:p>
-    <w:bookmarkEnd w:id="38"/>
     <w:bookmarkEnd w:id="39"/>
+    <w:bookmarkEnd w:id="40"/>
     <w:sectPr/>
   </w:body>
 </w:document>

--- a/_includes/projects/past/motor/output/motor.docx
+++ b/_includes/projects/past/motor/output/motor.docx
@@ -52,7 +52,7 @@
         </w:r>
       </w:hyperlink>
       <w:r>
-        <w:t xml:space="preserve">) for the various definition and derivation. Here the focus is only to understand which factors need to be maximised and minimised for robots of the future.</w:t>
+        <w:t xml:space="preserve">) for the various definition and derivation. Here the focus is only to understand which factors need to be maximized and minimized for robots of the future.</w:t>
       </w:r>
     </w:p>
     <w:p>
@@ -83,7 +83,7 @@
           <w:rPr>
             <w:rStyle w:val="Hyperlink"/>
           </w:rPr>
-          <w:t xml:space="preserve">What is a robot ?</w:t>
+          <w:t xml:space="preserve">What is a robot?</w:t>
         </w:r>
       </w:hyperlink>
     </w:p>
@@ -100,7 +100,7 @@
           <w:rPr>
             <w:rStyle w:val="Hyperlink"/>
           </w:rPr>
-          <w:t xml:space="preserve">Is Actuator a deal ?</w:t>
+          <w:t xml:space="preserve">Is Actuator a deal?</w:t>
         </w:r>
       </w:hyperlink>
     </w:p>
@@ -163,7 +163,7 @@
           <w:ilvl w:val="0"/>
         </w:numPr>
       </w:pPr>
-      <w:hyperlink w:anchor="pan---cake-shape">
+      <w:hyperlink w:anchor="pan-cake-shape">
         <w:r>
           <w:rPr>
             <w:rStyle w:val="Hyperlink"/>
@@ -217,7 +217,7 @@
       </w:pPr>
       <w:bookmarkStart w:id="22" w:name="what-is-a-robot"/>
       <w:r>
-        <w:t xml:space="preserve">What is a robot ?</w:t>
+        <w:t xml:space="preserve">What is a robot?</w:t>
       </w:r>
       <w:bookmarkEnd w:id="22"/>
     </w:p>
@@ -226,7 +226,7 @@
         <w:pStyle w:val="Compact"/>
       </w:pPr>
       <w:r>
-        <w:t xml:space="preserve">A robot is a bunch of actuator connected by a link(a structure). Actuators, being one of the fundamental element of a robot, will determine the core capabilities and limitation of a robot. Thus a thorough understanding of the actuator will help us to optimise it based upon our requirment. In this article we restrict ourself to Electromagnetic Actuator (Motors), since it is the most widely used one and has a higher energy efficiency compared to others like hydraulic, pneumatic, etc. Out of all the various type of motor like Induction, Reluctance, PMSM/BLDC, DC, Stepper, etc. Our goal is to understand various factors of EM actuator which influences the perfomance and hopefully to justify why pancake shaped, Quasi Direct-Drive, Permanent Magnet Synchronous Motors(PMSM), with high bandwidth 4Q control drivers and compliance will be the norm of the robotics in future. Note: (PMSM) is physically same as the BLDC Motor. We call it PMSM/BLAC when we apply a sinuosoidal emf and BLDC when we apply trapezoidal emf.</w:t>
+        <w:t xml:space="preserve">A robot is a bunch of actuators connected by a link(a structure) which should do some task. Actuators, being one of the fundamental elements of a robot, will determine the core capabilities and limitation of a robot. Thus a thorough understanding of the actuator will help us to optimize it based upon our requirement. In this article, we restrict ourself to Electromagnetic Actuator (Motors), since it is the most widely used one and has a higher energy efficiency compared to others like hydraulic, pneumatic, etc. Our goal is to understand various factors which influences the performance and figure out the optimal choice for robots.</w:t>
       </w:r>
     </w:p>
     <w:p>
@@ -240,7 +240,7 @@
       </w:pPr>
       <w:bookmarkStart w:id="23" w:name="is-actuator-a-deal"/>
       <w:r>
-        <w:t xml:space="preserve">Is Actuator a deal ?</w:t>
+        <w:t xml:space="preserve">Is Actuator a deal?</w:t>
       </w:r>
       <w:bookmarkEnd w:id="23"/>
     </w:p>
@@ -249,7 +249,7 @@
         <w:pStyle w:val="FirstParagraph"/>
       </w:pPr>
       <w:r>
-        <w:t xml:space="preserve">It should just spin with some toqrue, right? what else would be expected. Well, traditionaly automation and industrical robotic arms are fixed inside a cage where all the things are archietectured as per the requirment. This mean there was less uncertainity and they didn’t come in contact with an unkown object. Everything was like orchestra and the problem was reduced to finding the correct set of motor commands to do a particular task satisfying some constarint (like time, cost, power, etc.). For these type of problem, yes it should spin to a postion with enough torque. Usually this was achieved by numerous trial and error and finally hard coding the values in real-time. The actuator was designed to maximise the torque by having huge gearbox like shown below.</w:t>
+        <w:t xml:space="preserve">It should just spin with some torque, right? what else would be expected. Well, traditionally automation and industrial robotic arms are fixed inside a cage where all the things are architectured as per the requirement. This mean there was less uncertanity and they didn’t come in contact with an unknown object. Everything was like an orchestra and the problem was reduced to finding the correct set of motor commands to do a particular task satisfying some constraints (like time, cost, power, etc.). For these type of problem, yes it should spin to a position with enough torque. Usually, this was achieved by numerous trial and error and finally hard coding the values in real-time. The actuator was designed to maximize the torque by having huge gearbox like shown below.</w:t>
       </w:r>
     </w:p>
     <w:p>
@@ -261,7 +261,7 @@
           <wp:inline>
             <wp:extent cx="5334000" cy="2939797"/>
             <wp:effectExtent b="0" l="0" r="0" t="0"/>
-            <wp:docPr descr="Acutator Design in Automation, Source[1]" title="" id="1" name="Picture"/>
+            <wp:docPr descr="Actuator Design in Automation, Source[1]" title="" id="1" name="Picture"/>
             <a:graphic>
               <a:graphicData uri="http://schemas.openxmlformats.org/drawingml/2006/picture">
                 <pic:pic>
@@ -304,7 +304,7 @@
         <w:pStyle w:val="ImageCaption"/>
       </w:pPr>
       <w:r>
-        <w:t xml:space="preserve">Acutator Design in Automation, Source</w:t>
+        <w:t xml:space="preserve">Actuator Design in Automation, Source</w:t>
       </w:r>
       <w:r>
         <w:t xml:space="preserve">[</w:t>
@@ -326,7 +326,7 @@
         <w:pStyle w:val="BodyText"/>
       </w:pPr>
       <w:r>
-        <w:t xml:space="preserve">Good for automation, but when comes to general purpose robotics, we except it to touch and manipulate objecsts like us and to be with us side-by-side safely, which demands acutuators to be compliant, backdriveable, energy-efficiency and force transperancy (ability to sense output torque form motor current). This can’t be achieved with pure postion control and huge gearbox. If we did applied the same principles’ which worked for automation, the result will like below:</w:t>
+        <w:t xml:space="preserve">Good for automation, but when it comes to general purpose robotics, we expect it to touch and manipulate objects like us and to be with us side-by-side safely, which demands actuators to be compliant, back-driveable, energy-efficiency and force transparency (ability to sense output torque from motor current). This can’t be achieved with pure position control and huge gearbox. If we did apply the same principles’ which worked for automation, the result will like below:</w:t>
       </w:r>
     </w:p>
     <w:p>
@@ -338,7 +338,7 @@
           <wp:inline>
             <wp:extent cx="3810000" cy="3810000"/>
             <wp:effectExtent b="0" l="0" r="0" t="0"/>
-            <wp:docPr descr="Result of applying automation principles in a robot" title="" id="1" name="Picture"/>
+            <wp:docPr descr="An result of applying automation principles in a robot" title="" id="1" name="Picture"/>
             <a:graphic>
               <a:graphicData uri="http://schemas.openxmlformats.org/drawingml/2006/picture">
                 <pic:pic>
@@ -381,7 +381,7 @@
         <w:pStyle w:val="ImageCaption"/>
       </w:pPr>
       <w:r>
-        <w:t xml:space="preserve">Result of applying automation principles in a robot</w:t>
+        <w:t xml:space="preserve">An result of applying automation principles in a robot</w:t>
       </w:r>
     </w:p>
     <w:p>
@@ -389,7 +389,7 @@
         <w:pStyle w:val="BodyText"/>
       </w:pPr>
       <w:r>
-        <w:t xml:space="preserve">Infact you can see more failures in this</w:t>
+        <w:t xml:space="preserve">In fact, you can see more failures in this</w:t>
       </w:r>
       <w:r>
         <w:t xml:space="preserve"> </w:t>
@@ -406,7 +406,7 @@
         <w:t xml:space="preserve"> </w:t>
       </w:r>
       <w:r>
-        <w:t xml:space="preserve">of DARRPA robotics challenge where the robot failed to do task which seems trival to us. The possible reason for failure are huge gearbox, pure postion control, lack of compliance(some were rigid like bricks) and bad control algorithm(wont cover about it here). Let us delve into each of the reasons breifly.</w:t>
+        <w:t xml:space="preserve">of DARRPA robotics challenge where the robot failed to do a task which seems trivial to us. The possible reasons for failure are huge gearbox, pure position control, lack of compliance(some were rigid like bricks) and bad control algorithm(won’t cover about it here). Let us delve into each of the reasons briefly.</w:t>
       </w:r>
     </w:p>
     <w:p>
@@ -429,7 +429,7 @@
         <w:pStyle w:val="FirstParagraph"/>
       </w:pPr>
       <w:r>
-        <w:t xml:space="preserve">Gearbox is an power transmitter, used to increase the torque by decreasing the speed. Addition of gearbox induces various factors such as reflected inertia, blacklash, internal stresses, coulomb, viscous friction, and stiction in the gear train. These non-linear effects hide forces acting at the output from being sensed by the motor causing motor current to be a poor indicator of output torque. Direct-Drive means directly coupling the load with actuator completely removing the gearbox. This overcomes all the drawbacks of the gearbox but increases the weight and volume of the motor due to higher torque requirment. Thus there is a trade-off between force-transperancy and reflected inrtia, torque requirment. Thus by having single-stage, backdriveable gears with low reduction ration(5-10) we achieve a decent compromise between torque requirment and force transperancy, impedance. We call this as Quasi Direct Drive.</w:t>
+        <w:t xml:space="preserve">Gearbox is a power transmitter, used to increase the torque by decreasing the speed. Addition of gearbox induces various factors such as reflected inertia, backlash, internal stresses, coulomb, viscous friction, and stiction in the gear train. These non-linear effects hide forces acting at the output from being sensed by the motor causing motor current to be a poor indicator of output torque. Direct-Drive means directly coupling the load with actuator completely removing the gearbox. This overcomes all the drawbacks of the gearbox but increases the weight and volume of the motor due to higher torque requirment. Thus there is a trade-off between force-transparency and reflected inertia, torque requirement. Thus by having single-stage, back-driveable gears with low reduction ration(5-10), we can achieve a decent compromise between torque requirement and force transparency, impedance. We call this Quasi Direct Drive.</w:t>
       </w:r>
       <w:r>
         <w:t xml:space="preserve">[</w:t>
@@ -466,7 +466,7 @@
         <w:pStyle w:val="FirstParagraph"/>
       </w:pPr>
       <w:r>
-        <w:t xml:space="preserve">If you have ever done a simple line following a robot, you would probably know that there is something called motor driver which in essence applies the required voltage based upon the user command. Based upon the driver we can give different commands such as postion, velocity, current(torque). No matter which command you give ultimatley it boils down to applying a volatge to the motor. The value of voltage will be determined by the error between desired value and actual value. This means that for a each loop (say velocity), there must be partciular sensor measuring it.</w:t>
+        <w:t xml:space="preserve">If you have ever done a simple line following a robot, you would probably know that there is something called motor driver which in essence applies the required voltage based upon the user command. Based upon the driver we can give different commands such as position, velocity, current(torque). No matter which command you give, ultimately it boils down to applying a voltage to the motor. The value of voltage will be determined by the error between the desired value and actual value. This means that for each loop (say velocity), there must be a particular sensor measuring it.</w:t>
       </w:r>
     </w:p>
     <w:p>
@@ -529,7 +529,7 @@
         <w:pStyle w:val="BodyText"/>
       </w:pPr>
       <w:r>
-        <w:t xml:space="preserve">There is reason behind why current is the inner-most loop is they are closer to the voltage(intuitively) and thus inner- loop operate (5-10) times faster than the outer loop. A motor drive can include any combination of three types of control loops—a position loop, a velocity loop, and a current. The bandwidth, or response time, of the system is a measure of how fast it responds to the changing input command. As you might have guess the inner loops have higher bandwidth. While higher bandwidth generally provides stiffer motor performance, decreases error, and improves transient response time, there are also drawbacks to high bandwidth in systems. Specifically, the higher the bandwidth, the higher the frequency at which the motor responds to disturbances, which typically requires higher accelerations and forces. Power dissipation has a squared relationship to force, so any increase in bandwidth significantly increases power dissipation (i.e. heat), and therefore, the temperature rise of the motor. Motor drivers are also classified as 1Q or 4Q drivers. 1Q allows quadrant 1, and 3, to be controlled thus only allowing the motor torque and speed to controlled in same direction. Whereas 4Q allows all the four quadrant to be controlled and thus making active electromagnetic braking, regenerating current form the motor to the battery, possible. Thus a sufficiently high bandwidth 4Q motor driver is a must.</w:t>
+        <w:t xml:space="preserve">There is a reason behind why current is the inner-most loop because they are closer to the voltage(intuitively) and inner-loop operate (5-10) times faster than the outer loop. A motor drive can include any combination of three types of control loops—a position loop, a velocity loop, and a current. The bandwidth, or response time, of the system, is a measure of how fast it responds to the changing input command. As you might have guessed the inner loops have higher bandwidth. While higher bandwidth generally provides stiffer motor performance, decreases error, and improves transient response time, there are also drawbacks to high bandwidth in systems. Specifically, the higher the bandwidth, the higher the frequency at which the motor responds to disturbances, which typically requires higher accelerations and forces. Power dissipation has a squared relationship to force, so any increase in bandwidth significantly increases power dissipation (i.e. heat), and therefore, the temperature rise of the motor. Motor drivers are also classified as 1Q or 4Q drivers. 1Q allows motor to be operated in quadrant 1, and 3, allowing the motor torque and speed to be controlled in the same direction. Whereas 4Q allows all the four quadrants to be controlled and thus making active electromagnetic braking, regenerating current form the motor to the battery, possible. Thus a sufficiently high bandwidth 4Q motor driver is a must.</w:t>
       </w:r>
     </w:p>
     <w:p>
@@ -607,7 +607,7 @@
         <w:pStyle w:val="FirstParagraph"/>
       </w:pPr>
       <w:r>
-        <w:t xml:space="preserve">Compliance can be added mehcanically(using springs, damper) or virtually by control algorithm which can vary the stiffness and damping on the go. So it seems that virtual spring is better because you get a variable stiffness. Not neccessarliy, meachnical spring make control a bit complicated, but they are of enoromous use when it comes energy efficiency. They store the sudden high impact force and can be reused in next cycle. So in esscence we should select tha passive compliance for a baseline value and use software on top it for fine tuning.</w:t>
+        <w:t xml:space="preserve">Compliance can be added mechanically(using springs, damper) or virtually by control algorithm which can vary the stiffness and damping on the fly. So it seems that virtual spring is better because it gives variable stiffness. Not necessarily, mechanical spring makes control a bit complicated, but they are of enormous use when it comes energy efficiency. They store the sudden high impact force and can be reused in the next cycle. So, in essence, we should select the passive compliance for a baseline value and use the software on top it for fine-tuning.</w:t>
       </w:r>
     </w:p>
     <w:p>
@@ -747,7 +747,7 @@
         <w:t xml:space="preserve"> </w:t>
       </w:r>
       <w:r>
-        <w:t xml:space="preserve">is the axial lenght of the motor. The reason is torque density increases with</w:t>
+        <w:t xml:space="preserve">is the axial length of the motor. The reason is torque density increases with</w:t>
       </w:r>
       <w:r>
         <w:t xml:space="preserve"> </w:t>
@@ -884,7 +884,7 @@
         <w:t xml:space="preserve"> </w:t>
       </w:r>
       <w:r>
-        <w:t xml:space="preserve">and should like a pan-cake shape for having a higher torque density.</w:t>
+        <w:t xml:space="preserve">and should look like a pan-cake shape for having a higher torque density.</w:t>
       </w:r>
     </w:p>
     <w:p>

--- a/_includes/projects/past/motor/output/motor.docx
+++ b/_includes/projects/past/motor/output/motor.docx
@@ -529,7 +529,7 @@
         <w:pStyle w:val="BodyText"/>
       </w:pPr>
       <w:r>
-        <w:t xml:space="preserve">There is a reason behind why current is the inner-most loop because they are closer to the voltage(intuitively) and inner-loop operate (5-10) times faster than the outer loop. A motor drive can include any combination of three types of control loops—a position loop, a velocity loop, and a current. The bandwidth, or response time, of the system, is a measure of how fast it responds to the changing input command. As you might have guessed the inner loops have higher bandwidth. While higher bandwidth generally provides stiffer motor performance, decreases error, and improves transient response time, there are also drawbacks to high bandwidth in systems. Specifically, the higher the bandwidth, the higher the frequency at which the motor responds to disturbances, which typically requires higher accelerations and forces. Power dissipation has a squared relationship to force, so any increase in bandwidth significantly increases power dissipation (i.e. heat), and therefore, the temperature rise of the motor. Motor drivers are also classified as 1Q or 4Q drivers. 1Q allows motor to be operated in quadrant 1, and 3, allowing the motor torque and speed to be controlled in the same direction. Whereas 4Q allows all the four quadrants to be controlled and thus making active electromagnetic braking, regenerating current form the motor to the battery, possible. Thus a sufficiently high bandwidth 4Q motor driver is a must.</w:t>
+        <w:t xml:space="preserve">There is a reason behind why current is the inner-most loop because they are closer to the voltage(intuitively) and inner-loop operate (5-10) times faster than the outer loop. A motor drive can include any combination of three types of control loops—a position loop, a velocity loop, and a current. The bandwidth, or response time, of the system, is a measure of how fast it responds to the changing input command. As you might have guessed the inner loops have higher bandwidth. While higher bandwidth generally provides stiffer motor performance, decreases error, and improves transient response time, there are also drawbacks to high bandwidth in systems. Specifically, the higher the bandwidth, the higher the frequency at which the motor responds to disturbances, which typically requires higher accelerations and forces. Power dissipation has a squared relationship to force, so any increase in bandwidth significantly increases power dissipation (i.e. heat), and therefore, the temperature rise of the motor. In addition to that, Motor drivers are also classified as 1Q or 4Q drivers. 1Q allows motor to be operated in quadrant 1, and 3, allowing the motor torque and speed to be controlled in the same direction. Whereas 4Q allows all the four quadrants to be controlled and thus making active electromagnetic braking, regenerating current form the motor to the battery, possible. Thus a sufficiently high bandwidth 4Q motor driver is a must.</w:t>
       </w:r>
     </w:p>
     <w:p>

--- a/_includes/projects/past/motor/output/motor.docx
+++ b/_includes/projects/past/motor/output/motor.docx
@@ -466,7 +466,7 @@
         <w:pStyle w:val="FirstParagraph"/>
       </w:pPr>
       <w:r>
-        <w:t xml:space="preserve">If you have ever done a simple line following a robot, you would probably know that there is something called motor driver which in essence applies the required voltage based upon the user command. Based upon the driver we can give different commands such as position, velocity, current(torque). No matter which command you give, ultimately it boils down to applying a voltage to the motor. The value of voltage will be determined by the error between the desired value and actual value. This means that for each loop (say velocity), there must be a particular sensor measuring it.</w:t>
+        <w:t xml:space="preserve">If you have ever done a simple line following a robot, you would probably know that there is something called motor driver which in essence applies the required voltage based upon the user command. Based upon the driver we can give different commands such as position, velocity, current(torque). No matter what command you give, ultimately it boils down to applying a voltage to the motor. The value of voltage will be determined by the error between the desired value and actual value. This means that for each loop (say velocity), there must be a particular sensor measuring it.</w:t>
       </w:r>
     </w:p>
     <w:p>
@@ -529,7 +529,19 @@
         <w:pStyle w:val="BodyText"/>
       </w:pPr>
       <w:r>
-        <w:t xml:space="preserve">There is a reason behind why current is the inner-most loop because they are closer to the voltage(intuitively) and inner-loop operate (5-10) times faster than the outer loop. A motor drive can include any combination of three types of control loops—a position loop, a velocity loop, and a current. The bandwidth, or response time, of the system, is a measure of how fast it responds to the changing input command. As you might have guessed the inner loops have higher bandwidth. While higher bandwidth generally provides stiffer motor performance, decreases error, and improves transient response time, there are also drawbacks to high bandwidth in systems. Specifically, the higher the bandwidth, the higher the frequency at which the motor responds to disturbances, which typically requires higher accelerations and forces. Power dissipation has a squared relationship to force, so any increase in bandwidth significantly increases power dissipation (i.e. heat), and therefore, the temperature rise of the motor. In addition to that, Motor drivers are also classified as 1Q or 4Q drivers. 1Q allows motor to be operated in quadrant 1, and 3, allowing the motor torque and speed to be controlled in the same direction. Whereas 4Q allows all the four quadrants to be controlled and thus making active electromagnetic braking, regenerating current form the motor to the battery, possible. Thus a sufficiently high bandwidth 4Q motor driver is a must.</w:t>
+        <w:t xml:space="preserve">There is a reason behind why current is the inner-most loop because they are closer to the voltage(intuitively) and inner-loop operate (5-10) times faster than the outer loop. A motor drive can include any combination of three types of control loops—a position loop, a velocity loop, and a current. The</w:t>
+      </w:r>
+      <w:r>
+        <w:t xml:space="preserve"> </w:t>
+      </w:r>
+      <w:r>
+        <w:rPr>
+          <w:i/>
+        </w:rPr>
+        <w:t xml:space="preserve">bandwidth</w:t>
+      </w:r>
+      <w:r>
+        <w:t xml:space="preserve">, or response time, of the system, is a measure of how fast it responds to the changing input command. As you might have guessed the inner loops have higher bandwidth. While higher bandwidth generally provides stiffer motor performance, decreases error, and improves transient response time, there are also drawbacks to high bandwidth in systems. Specifically, the higher the bandwidth, the higher the frequency at which the motor responds to disturbances, which typically requires higher accelerations and forces. Power dissipation has a squared relationship to force, so any increase in bandwidth significantly increases power dissipation (i.e. heat), and therefore, the temperature rise of the motor. Thus a optimal bandwidth must be chosen based upon the requirement. In addition to that, Motor drivers are also classified as 1Q or 4Q drivers. 1Q allows motor to be operated in quadrant 1, and 3, allowing the motor torque and speed to be controlled in the same direction. Whereas 4Q allows all the four quadrants to be controlled and thus making active electromagnetic braking, regenerating current form the motor to the battery, possible. Thus a sufficiently high bandwidth 4Q motor driver is a must.</w:t>
       </w:r>
     </w:p>
     <w:p>
@@ -971,7 +983,7 @@
         <w:pStyle w:val="FirstParagraph"/>
       </w:pPr>
       <w:r>
-        <w:t xml:space="preserve">Hopefully, I have justified why we need a high bandwidth, 4Q control driver with pan-cake shaped motor, quasi-direct-drive and compliance for the robots.</w:t>
+        <w:t xml:space="preserve">Hopefully, I have justified why we need a sufficiently high(optimal) bandwidth, 4Q control driver with pan-cake shaped motor, quasi-direct-drive and compliance for the robots.</w:t>
       </w:r>
     </w:p>
     <w:p>

--- a/_includes/projects/past/motor/output/motor.docx
+++ b/_includes/projects/past/motor/output/motor.docx
@@ -226,7 +226,7 @@
         <w:pStyle w:val="Compact"/>
       </w:pPr>
       <w:r>
-        <w:t xml:space="preserve">A robot is a bunch of actuators connected by a link(a structure) which should do some task. Actuators, being one of the fundamental elements of a robot, will determine the core capabilities and limitation of a robot. Thus a thorough understanding of the actuator will help us to optimize it based upon our requirement. In this article, we restrict ourself to Electromagnetic Actuator (Motors), since it is the most widely used one and has a higher energy efficiency compared to others like hydraulic, pneumatic, etc. Our goal is to understand various factors which influences the performance and figure out the optimal choice for robots.</w:t>
+        <w:t xml:space="preserve">A robot is a bunch of actuators connected by a link(a structure) which should do some task. Actuators, being one of the fundamental elements of a robot, will determine the core capabilities and limitation of a robot. Thus a thorough understanding of the actuator will help us to optimize it based upon our requirement. In this article, we restrict ourself to Electromagnetic Actuator (Motors), since it is the most widely used one and has a higher energy efficiency compared to others like hydraulic, pneumatic, etc. Our goal is to understand various factors which influence the performance and figure out the optimal choice for robots.</w:t>
       </w:r>
     </w:p>
     <w:p>
@@ -249,7 +249,7 @@
         <w:pStyle w:val="FirstParagraph"/>
       </w:pPr>
       <w:r>
-        <w:t xml:space="preserve">It should just spin with some torque, right? what else would be expected. Well, traditionally automation and industrial robotic arms are fixed inside a cage where all the things are architectured as per the requirement. This mean there was less uncertanity and they didn’t come in contact with an unknown object. Everything was like an orchestra and the problem was reduced to finding the correct set of motor commands to do a particular task satisfying some constraints (like time, cost, power, etc.). For these type of problem, yes it should spin to a position with enough torque. Usually, this was achieved by numerous trial and error and finally hard coding the values in real-time. The actuator was designed to maximize the torque by having huge gearbox like shown below.</w:t>
+        <w:t xml:space="preserve">It should just spin with some torque, right? what else would be expected. Well, traditionally automation and industrial robotic arms are fixed inside a cage where all the things are architecture as per the requirement. This mean there was less uncertainty and they didn’t come in contact with an unknown object. Everything was like an orchestra and the problem was reduced to finding the correct set of motor commands to do a particular task satisfying some constraints (like time, cost, power, etc.). For these type of problem, yes it should spin to a position with enough torque. Usually, this was achieved by numerous trial and error and finally hard coding the values in real-time. The actuator was designed to maximize the torque by having huge gearbox like shown below.</w:t>
       </w:r>
     </w:p>
     <w:p>
@@ -326,7 +326,7 @@
         <w:pStyle w:val="BodyText"/>
       </w:pPr>
       <w:r>
-        <w:t xml:space="preserve">Good for automation, but when it comes to general purpose robotics, we expect it to touch and manipulate objects like us and to be with us side-by-side safely, which demands actuators to be compliant, back-driveable, energy-efficiency and force transparency (ability to sense output torque from motor current). This can’t be achieved with pure position control and huge gearbox. If we did apply the same principles’ which worked for automation, the result will like below:</w:t>
+        <w:t xml:space="preserve">Good for automation, but when it comes to general purpose robotics, we expect it to touch and manipulate objects like us and to be with us side-by-side safely, which demands actuators to be compliant, back-drivable, energy-efficiency and force transparency (ability to sense output torque from motor current). This can’t be achieved with pure position control and huge gearbox. If we did apply the same principles’ which worked for automation, the result will like below:</w:t>
       </w:r>
     </w:p>
     <w:p>
@@ -338,7 +338,7 @@
           <wp:inline>
             <wp:extent cx="3810000" cy="3810000"/>
             <wp:effectExtent b="0" l="0" r="0" t="0"/>
-            <wp:docPr descr="An result of applying automation principles in a robot" title="" id="1" name="Picture"/>
+            <wp:docPr descr="A result of applying automation principles in a robot" title="" id="1" name="Picture"/>
             <a:graphic>
               <a:graphicData uri="http://schemas.openxmlformats.org/drawingml/2006/picture">
                 <pic:pic>
@@ -381,7 +381,7 @@
         <w:pStyle w:val="ImageCaption"/>
       </w:pPr>
       <w:r>
-        <w:t xml:space="preserve">An result of applying automation principles in a robot</w:t>
+        <w:t xml:space="preserve">A result of applying automation principles in a robot</w:t>
       </w:r>
     </w:p>
     <w:p>
@@ -406,7 +406,7 @@
         <w:t xml:space="preserve"> </w:t>
       </w:r>
       <w:r>
-        <w:t xml:space="preserve">of DARRPA robotics challenge where the robot failed to do a task which seems trivial to us. The possible reasons for failure are huge gearbox, pure position control, lack of compliance(some were rigid like bricks) and bad control algorithm(won’t cover about it here). Let us delve into each of the reasons briefly.</w:t>
+        <w:t xml:space="preserve">of DARPA robotics challenge where the robot failed to do a task which seems trivial to us. The possible reasons for failure are huge gearbox, pure position control, lack of compliance(some were rigid like bricks) and bad control algorithm(won’t cover about it here). Let us delve into each of the reasons briefly.</w:t>
       </w:r>
     </w:p>
     <w:p>
@@ -429,7 +429,7 @@
         <w:pStyle w:val="FirstParagraph"/>
       </w:pPr>
       <w:r>
-        <w:t xml:space="preserve">Gearbox is a power transmitter, used to increase the torque by decreasing the speed. Addition of gearbox induces various factors such as reflected inertia, backlash, internal stresses, coulomb, viscous friction, and stiction in the gear train. These non-linear effects hide forces acting at the output from being sensed by the motor causing motor current to be a poor indicator of output torque. Direct-Drive means directly coupling the load with actuator completely removing the gearbox. This overcomes all the drawbacks of the gearbox but increases the weight and volume of the motor due to higher torque requirment. Thus there is a trade-off between force-transparency and reflected inertia, torque requirement. Thus by having single-stage, back-driveable gears with low reduction ration(5-10), we can achieve a decent compromise between torque requirement and force transparency, impedance. We call this Quasi Direct Drive.</w:t>
+        <w:t xml:space="preserve">Gearbox is a power transmitter, used to increase the torque by decreasing the speed. Addition of gearbox induces various factors such as reflected inertia, backlash, internal stresses, coulomb, viscous friction, and stiction in the gear train. These non-linear effects hide forces acting at the output from being sensed by the motor causing motor current to be a poor indicator of output torque. Direct-Drive means directly coupling the load with actuator completely removing the gearbox. This overcomes all the drawbacks of the gearbox but increases the weight and volume of the motor due to higher torque requirement. Thus there is a trade-off between force-transparency and reflected inertia, torque requirement. Thus by having single-stage, back-driveable gears with low reduction ration(5-10), we can achieve a decent compromise between torque requirement and force transparency, impedance. We call this Quasi Direct Drive.</w:t>
       </w:r>
       <w:r>
         <w:t xml:space="preserve">[</w:t>
@@ -541,7 +541,7 @@
         <w:t xml:space="preserve">bandwidth</w:t>
       </w:r>
       <w:r>
-        <w:t xml:space="preserve">, or response time, of the system, is a measure of how fast it responds to the changing input command. As you might have guessed the inner loops have higher bandwidth. While higher bandwidth generally provides stiffer motor performance, decreases error, and improves transient response time, there are also drawbacks to high bandwidth in systems. Specifically, the higher the bandwidth, the higher the frequency at which the motor responds to disturbances, which typically requires higher accelerations and forces. Power dissipation has a squared relationship to force, so any increase in bandwidth significantly increases power dissipation (i.e. heat), and therefore, the temperature rise of the motor. Thus a optimal bandwidth must be chosen based upon the requirement. In addition to that, Motor drivers are also classified as 1Q or 4Q drivers. 1Q allows motor to be operated in quadrant 1, and 3, allowing the motor torque and speed to be controlled in the same direction. Whereas 4Q allows all the four quadrants to be controlled and thus making active electromagnetic braking, regenerating current form the motor to the battery, possible. Thus a sufficiently high bandwidth 4Q motor driver is a must.</w:t>
+        <w:t xml:space="preserve">, or response time, of the system, is a measure of how fast it responds to the changing input command. As you might have guessed the inner loops have higher bandwidth. While higher bandwidth generally provides stiffer motor performance, decreases error, and improves transient response time, there are also drawbacks to high bandwidth in systems. Specifically, the higher the bandwidth, the higher the frequency at which the motor responds to disturbances, which typically requires higher accelerations and forces. Power dissipation has a squared relationship to force, so any increase in bandwidth significantly increases power dissipation (i.e. heat), and therefore, the temperature rise of the motor. Thus an optimal bandwidth must be chosen based upon the requirement. In addition to that, Motor drivers are also classified as 1Q or 4Q drivers. 1Q allows the motor to be operated in quadrant 1, and 3, allowing the motor torque and speed to be controlled in the same direction. Whereas 4Q allows all the four quadrants to be controlled and thus making active electromagnetic braking, regenerating current form the motor to the battery, possible. Thus a sufficiently high bandwidth 4Q motor driver is a must.</w:t>
       </w:r>
     </w:p>
     <w:p>
@@ -619,7 +619,7 @@
         <w:pStyle w:val="FirstParagraph"/>
       </w:pPr>
       <w:r>
-        <w:t xml:space="preserve">Compliance can be added mechanically(using springs, damper) or virtually by control algorithm which can vary the stiffness and damping on the fly. So it seems that virtual spring is better because it gives variable stiffness. Not necessarily, mechanical spring makes control a bit complicated, but they are of enormous use when it comes energy efficiency. They store the sudden high impact force and can be reused in the next cycle. So, in essence, we should select the passive compliance for a baseline value and use the software on top it for fine-tuning.</w:t>
+        <w:t xml:space="preserve">Compliance can be added mechanically(using springs, damper) or virtually by conrol algorithm which can vary the stiffness and damping on the fly. So it seems that virtual spring is better because it gives variable stiffness. Not necessarily, mechanical spring makes control a bit complicated, but they are of enormous use when it comes energy efficiency. They store the sudden high impact force and can be reused in the next cycle. So, in essence, we should select the passive compliance for a baseline value and use the software on top it for fine-tuning.</w:t>
       </w:r>
     </w:p>
     <w:p>

--- a/_includes/projects/past/motor/output/motor.docx
+++ b/_includes/projects/past/motor/output/motor.docx
@@ -40,35 +40,16 @@
       <w:pPr>
         <w:pStyle w:val="FirstParagraph"/>
       </w:pPr>
-      <w:r>
-        <w:t xml:space="preserve">Note: Kindly refer here (</w:t>
-      </w:r>
-      <w:hyperlink r:id="rId20">
-        <w:r>
-          <w:rPr>
-            <w:rStyle w:val="Hyperlink"/>
-          </w:rPr>
-          <w:t xml:space="preserve">https://ajaygunalan.github.io/blog/notes/motor/motor.html</w:t>
-        </w:r>
-      </w:hyperlink>
-      <w:r>
-        <w:t xml:space="preserve">) for the various definition and derivation. Here the focus is only to understand which factors need to be maximized and minimized for robots of the future.</w:t>
-      </w:r>
-    </w:p>
-    <w:p>
-      <w:pPr>
-        <w:pStyle w:val="BodyText"/>
-      </w:pPr>
     </w:p>
     <w:p>
       <w:pPr>
         <w:pStyle w:val="Heading5"/>
       </w:pPr>
-      <w:bookmarkStart w:id="21" w:name="content"/>
+      <w:bookmarkStart w:id="20" w:name="content"/>
       <w:r>
         <w:t xml:space="preserve">Content</w:t>
       </w:r>
-      <w:bookmarkEnd w:id="21"/>
+      <w:bookmarkEnd w:id="20"/>
     </w:p>
     <w:p>
       <w:pPr>
@@ -95,12 +76,12 @@
           <w:ilvl w:val="0"/>
         </w:numPr>
       </w:pPr>
-      <w:hyperlink w:anchor="is-actuator-a-deal">
+      <w:hyperlink w:anchor="is-actuator-a-big-deal">
         <w:r>
           <w:rPr>
             <w:rStyle w:val="Hyperlink"/>
           </w:rPr>
-          <w:t xml:space="preserve">Is Actuator a deal?</w:t>
+          <w:t xml:space="preserve">Is Actuator a big deal?</w:t>
         </w:r>
       </w:hyperlink>
     </w:p>
@@ -215,34 +196,34 @@
       <w:pPr>
         <w:pStyle w:val="Heading5"/>
       </w:pPr>
-      <w:bookmarkStart w:id="22" w:name="what-is-a-robot"/>
+      <w:bookmarkStart w:id="21" w:name="what-is-a-robot"/>
       <w:r>
         <w:t xml:space="preserve">What is a robot?</w:t>
       </w:r>
+      <w:bookmarkEnd w:id="21"/>
+    </w:p>
+    <w:p>
+      <w:pPr>
+        <w:pStyle w:val="Compact"/>
+      </w:pPr>
+      <w:r>
+        <w:t xml:space="preserve">A robot is a bunch of actuators connected by a link(a structure) which should do some task. Actuators, being one of the fundamental elements of a robot, will determine the core capabilities and limitation of a robot. Thus a thorough understanding of the actuator will help us to optimize it based upon our requirement. In this article, we restrict ourself to Electromagnetic Actuator (Motors), since it is the most widely used one and has a higher energy efficiency compared to others like hydraulic, pneumatic, etc. Our goal is to understand various factors which influence the performance and figure out the optimal choice for robots.</w:t>
+      </w:r>
+    </w:p>
+    <w:p>
+      <w:pPr>
+        <w:pStyle w:val="BodyText"/>
+      </w:pPr>
+    </w:p>
+    <w:p>
+      <w:pPr>
+        <w:pStyle w:val="Heading5"/>
+      </w:pPr>
+      <w:bookmarkStart w:id="22" w:name="is-actuator-a-big-deal"/>
+      <w:r>
+        <w:t xml:space="preserve">Is Actuator a big deal?</w:t>
+      </w:r>
       <w:bookmarkEnd w:id="22"/>
-    </w:p>
-    <w:p>
-      <w:pPr>
-        <w:pStyle w:val="Compact"/>
-      </w:pPr>
-      <w:r>
-        <w:t xml:space="preserve">A robot is a bunch of actuators connected by a link(a structure) which should do some task. Actuators, being one of the fundamental elements of a robot, will determine the core capabilities and limitation of a robot. Thus a thorough understanding of the actuator will help us to optimize it based upon our requirement. In this article, we restrict ourself to Electromagnetic Actuator (Motors), since it is the most widely used one and has a higher energy efficiency compared to others like hydraulic, pneumatic, etc. Our goal is to understand various factors which influence the performance and figure out the optimal choice for robots.</w:t>
-      </w:r>
-    </w:p>
-    <w:p>
-      <w:pPr>
-        <w:pStyle w:val="BodyText"/>
-      </w:pPr>
-    </w:p>
-    <w:p>
-      <w:pPr>
-        <w:pStyle w:val="Heading5"/>
-      </w:pPr>
-      <w:bookmarkStart w:id="23" w:name="is-actuator-a-deal"/>
-      <w:r>
-        <w:t xml:space="preserve">Is Actuator a deal?</w:t>
-      </w:r>
-      <w:bookmarkEnd w:id="23"/>
     </w:p>
     <w:p>
       <w:pPr>
@@ -272,7 +253,7 @@
                     </pic:cNvPicPr>
                   </pic:nvPicPr>
                   <pic:blipFill>
-                    <a:blip r:embed="rId24"/>
+                    <a:blip r:embed="rId23"/>
                     <a:stretch>
                       <a:fillRect/>
                     </a:stretch>
@@ -349,7 +330,7 @@
                     </pic:cNvPicPr>
                   </pic:nvPicPr>
                   <pic:blipFill>
-                    <a:blip r:embed="rId25"/>
+                    <a:blip r:embed="rId24"/>
                     <a:stretch>
                       <a:fillRect/>
                     </a:stretch>
@@ -394,7 +375,7 @@
       <w:r>
         <w:t xml:space="preserve"> </w:t>
       </w:r>
-      <w:hyperlink r:id="rId26">
+      <w:hyperlink r:id="rId25">
         <w:r>
           <w:rPr>
             <w:rStyle w:val="Hyperlink"/>
@@ -418,11 +399,11 @@
       <w:pPr>
         <w:pStyle w:val="Heading5"/>
       </w:pPr>
-      <w:bookmarkStart w:id="27" w:name="gearbox---the-culprit"/>
+      <w:bookmarkStart w:id="26" w:name="gearbox---the-culprit"/>
       <w:r>
         <w:t xml:space="preserve">Gearbox - The Culprit</w:t>
       </w:r>
-      <w:bookmarkEnd w:id="27"/>
+      <w:bookmarkEnd w:id="26"/>
     </w:p>
     <w:p>
       <w:pPr>
@@ -455,11 +436,11 @@
       <w:pPr>
         <w:pStyle w:val="Heading5"/>
       </w:pPr>
-      <w:bookmarkStart w:id="28" w:name="motor-control-loops"/>
+      <w:bookmarkStart w:id="27" w:name="motor-control-loops"/>
       <w:r>
         <w:t xml:space="preserve">Motor control loops</w:t>
       </w:r>
-      <w:bookmarkEnd w:id="28"/>
+      <w:bookmarkEnd w:id="27"/>
     </w:p>
     <w:p>
       <w:pPr>
@@ -489,7 +470,7 @@
                     </pic:cNvPicPr>
                   </pic:nvPicPr>
                   <pic:blipFill>
-                    <a:blip r:embed="rId29"/>
+                    <a:blip r:embed="rId28"/>
                     <a:stretch>
                       <a:fillRect/>
                     </a:stretch>
@@ -564,7 +545,7 @@
                     </pic:cNvPicPr>
                   </pic:nvPicPr>
                   <pic:blipFill>
-                    <a:blip r:embed="rId30"/>
+                    <a:blip r:embed="rId29"/>
                     <a:stretch>
                       <a:fillRect/>
                     </a:stretch>
@@ -608,34 +589,34 @@
       <w:pPr>
         <w:pStyle w:val="Heading5"/>
       </w:pPr>
-      <w:bookmarkStart w:id="31" w:name="passive-compliance"/>
+      <w:bookmarkStart w:id="30" w:name="passive-compliance"/>
       <w:r>
         <w:t xml:space="preserve">Passive compliance</w:t>
       </w:r>
+      <w:bookmarkEnd w:id="30"/>
+    </w:p>
+    <w:p>
+      <w:pPr>
+        <w:pStyle w:val="FirstParagraph"/>
+      </w:pPr>
+      <w:r>
+        <w:t xml:space="preserve">Compliance can be added mechanically(using springs, damper) or virtually by conrol algorithm which can vary the stiffness and damping on the fly. So it seems that virtual spring is better because it gives variable stiffness. Not necessarily, mechanical spring makes control a bit complicated, but they are of enormous use when it comes energy efficiency. They store the sudden high impact force and can be reused in the next cycle. So, in essence, we should select the passive compliance for a baseline value and use the software on top it for fine-tuning.</w:t>
+      </w:r>
+    </w:p>
+    <w:p>
+      <w:pPr>
+        <w:pStyle w:val="BodyText"/>
+      </w:pPr>
+    </w:p>
+    <w:p>
+      <w:pPr>
+        <w:pStyle w:val="Heading5"/>
+      </w:pPr>
+      <w:bookmarkStart w:id="31" w:name="pan-cake-shape"/>
+      <w:r>
+        <w:t xml:space="preserve">Pan-Cake Shape</w:t>
+      </w:r>
       <w:bookmarkEnd w:id="31"/>
-    </w:p>
-    <w:p>
-      <w:pPr>
-        <w:pStyle w:val="FirstParagraph"/>
-      </w:pPr>
-      <w:r>
-        <w:t xml:space="preserve">Compliance can be added mechanically(using springs, damper) or virtually by conrol algorithm which can vary the stiffness and damping on the fly. So it seems that virtual spring is better because it gives variable stiffness. Not necessarily, mechanical spring makes control a bit complicated, but they are of enormous use when it comes energy efficiency. They store the sudden high impact force and can be reused in the next cycle. So, in essence, we should select the passive compliance for a baseline value and use the software on top it for fine-tuning.</w:t>
-      </w:r>
-    </w:p>
-    <w:p>
-      <w:pPr>
-        <w:pStyle w:val="BodyText"/>
-      </w:pPr>
-    </w:p>
-    <w:p>
-      <w:pPr>
-        <w:pStyle w:val="Heading5"/>
-      </w:pPr>
-      <w:bookmarkStart w:id="32" w:name="pan-cake-shape"/>
-      <w:r>
-        <w:t xml:space="preserve">Pan-Cake Shape</w:t>
-      </w:r>
-      <w:bookmarkEnd w:id="32"/>
     </w:p>
     <w:p>
       <w:pPr>
@@ -919,7 +900,7 @@
                     </pic:cNvPicPr>
                   </pic:nvPicPr>
                   <pic:blipFill>
-                    <a:blip r:embed="rId33"/>
+                    <a:blip r:embed="rId32"/>
                     <a:stretch>
                       <a:fillRect/>
                     </a:stretch>
@@ -972,18 +953,18 @@
       <w:pPr>
         <w:pStyle w:val="Heading5"/>
       </w:pPr>
-      <w:bookmarkStart w:id="34" w:name="conclusion"/>
+      <w:bookmarkStart w:id="33" w:name="conclusion"/>
       <w:r>
         <w:t xml:space="preserve">Conclusion</w:t>
       </w:r>
-      <w:bookmarkEnd w:id="34"/>
+      <w:bookmarkEnd w:id="33"/>
     </w:p>
     <w:p>
       <w:pPr>
         <w:pStyle w:val="FirstParagraph"/>
       </w:pPr>
       <w:r>
-        <w:t xml:space="preserve">Hopefully, I have justified why we need a sufficiently high(optimal) bandwidth, 4Q control driver with pan-cake shaped motor, quasi-direct-drive and compliance for the robots.</w:t>
+        <w:t xml:space="preserve">Thus, we need a sufficiently high(optimal) bandwidth, 4Q control driver with pan-cake shaped motor, quasi-direct-drive and compliant-actuator so that the robot is capable of performing highly-dynamic maneuvers like us.</w:t>
       </w:r>
     </w:p>
     <w:p>
@@ -1006,7 +987,7 @@
                     </pic:cNvPicPr>
                   </pic:nvPicPr>
                   <pic:blipFill>
-                    <a:blip r:embed="rId35"/>
+                    <a:blip r:embed="rId34"/>
                     <a:stretch>
                       <a:fillRect/>
                     </a:stretch>
@@ -1045,14 +1026,14 @@
       <w:pPr>
         <w:pStyle w:val="Heading5"/>
       </w:pPr>
-      <w:bookmarkStart w:id="36" w:name="references"/>
+      <w:bookmarkStart w:id="35" w:name="references"/>
       <w:r>
         <w:t xml:space="preserve">References</w:t>
       </w:r>
-      <w:bookmarkEnd w:id="36"/>
-    </w:p>
-    <w:bookmarkStart w:id="40" w:name="refs"/>
-    <w:bookmarkStart w:id="37" w:name="ref-kalouche_design_2016"/>
+      <w:bookmarkEnd w:id="35"/>
+    </w:p>
+    <w:bookmarkStart w:id="39" w:name="refs"/>
+    <w:bookmarkStart w:id="36" w:name="ref-kalouche_design_2016"/>
     <w:p>
       <w:pPr>
         <w:pStyle w:val="Bibliography"/>
@@ -1064,8 +1045,8 @@
         <w:t xml:space="preserve"> </w:t>
       </w:r>
     </w:p>
-    <w:bookmarkEnd w:id="37"/>
-    <w:bookmarkStart w:id="39" w:name="ref-seok_actuator_2012"/>
+    <w:bookmarkEnd w:id="36"/>
+    <w:bookmarkStart w:id="38" w:name="ref-seok_actuator_2012"/>
     <w:p>
       <w:pPr>
         <w:pStyle w:val="Bibliography"/>
@@ -1088,7 +1069,7 @@
       <w:r>
         <w:t xml:space="preserve"> </w:t>
       </w:r>
-      <w:hyperlink r:id="rId38">
+      <w:hyperlink r:id="rId37">
         <w:r>
           <w:rPr>
             <w:rStyle w:val="Hyperlink"/>
@@ -1100,8 +1081,8 @@
         <w:t xml:space="preserve">. [Accessed: 12-Sep-2018]</w:t>
       </w:r>
     </w:p>
+    <w:bookmarkEnd w:id="38"/>
     <w:bookmarkEnd w:id="39"/>
-    <w:bookmarkEnd w:id="40"/>
     <w:sectPr/>
   </w:body>
 </w:document>

--- a/_includes/projects/past/motor/output/motor.docx
+++ b/_includes/projects/past/motor/output/motor.docx
@@ -19,7 +19,25 @@
         <w:t xml:space="preserve"> </w:t>
       </w:r>
       <w:r>
-        <w:t xml:space="preserve">Robot</w:t>
+        <w:t xml:space="preserve">dexterous</w:t>
+      </w:r>
+      <w:r>
+        <w:t xml:space="preserve"> </w:t>
+      </w:r>
+      <w:r>
+        <w:t xml:space="preserve">and</w:t>
+      </w:r>
+      <w:r>
+        <w:t xml:space="preserve"> </w:t>
+      </w:r>
+      <w:r>
+        <w:t xml:space="preserve">agile</w:t>
+      </w:r>
+      <w:r>
+        <w:t xml:space="preserve"> </w:t>
+      </w:r>
+      <w:r>
+        <w:t xml:space="preserve">robots</w:t>
       </w:r>
     </w:p>
     <w:p>
